--- a/01-techniques-de-gestion-de-projets/rendu-de-sousa-nunes-alessandro/projet-5-pilotage-complet/1-plan-de-projet-initial.docx
+++ b/01-techniques-de-gestion-de-projets/rendu-de-sousa-nunes-alessandro/projet-5-pilotage-complet/1-plan-de-projet-initial.docx
@@ -2100,7 +2100,7 @@
           <w:sz w:val="22"/>
           <w:szCs w:val="22"/>
         </w:rPr>
-        <w:t>Comité de pilotage :</w:t>
+        <w:t>Matrice RACI :</w:t>
       </w:r>
       <w:r>
         <w:rPr>
@@ -2108,21 +2108,7 @@
           <w:sz w:val="22"/>
           <w:szCs w:val="22"/>
         </w:rPr>
-        <w:t xml:space="preserve"> il se réunit le J2 et le J4 en fin de journée. Le chef de projet présente un rapport d'avancement (délai, coût, risques, décisions à prendre). La clôture est présentée le J5.</w:t>
-      </w:r>
-    </w:p>
-    <w:p>
-      <w:pPr>
-        <w:pStyle w:val="Titre2"/>
-        <w:rPr>
-          <w:rFonts w:ascii="Calibri" w:eastAsia="Times New Roman" w:hAnsi="Calibri" w:cs="Calibri"/>
-        </w:rPr>
-      </w:pPr>
-      <w:r>
-        <w:rPr>
-          <w:rFonts w:ascii="Calibri" w:eastAsia="Times New Roman" w:hAnsi="Calibri" w:cs="Calibri"/>
-        </w:rPr>
-        <w:t>5. Planning</w:t>
+        <w:t xml:space="preserve"> elle précise qui réalise, qui approuve, qui est consulté et qui est informé pour chaque lot (onglet RACI du fichier Excel, avec un contrôle automatique d'un seul A par ligne).</w:t>
       </w:r>
     </w:p>
     <w:p>
@@ -2142,8 +2128,8 @@
           <w:szCs w:val="22"/>
         </w:rPr>
         <w:drawing>
-          <wp:inline distT="0" distB="0" distL="0" distR="0" wp14:anchorId="2CC25C46" wp14:editId="6C4DF4E0">
-            <wp:extent cx="6096000" cy="9703299"/>
+          <wp:inline distT="0" distB="0" distL="0" distR="0" wp14:anchorId="4CC48D4C" wp14:editId="31DF00BA">
+            <wp:extent cx="6102350" cy="2959252"/>
             <wp:effectExtent l="0" t="0" r="0" b="0"/>
             <wp:docPr id="1" name="Image 1"/>
             <wp:cNvGraphicFramePr>
@@ -2174,7 +2160,7 @@
                   <pic:spPr bwMode="auto">
                     <a:xfrm>
                       <a:off x="0" y="0"/>
-                      <a:ext cx="6096000" cy="9703299"/>
+                      <a:ext cx="6102350" cy="2959252"/>
                     </a:xfrm>
                     <a:prstGeom prst="rect">
                       <a:avLst/>
@@ -2193,16 +2179,52 @@
     </w:p>
     <w:p>
       <w:pPr>
-        <w:pStyle w:val="Titre2"/>
-        <w:rPr>
-          <w:rFonts w:ascii="Calibri" w:eastAsia="Times New Roman" w:hAnsi="Calibri" w:cs="Calibri"/>
+        <w:pStyle w:val="NormalWeb"/>
+        <w:rPr>
+          <w:rFonts w:ascii="Calibri" w:hAnsi="Calibri" w:cs="Calibri"/>
+          <w:sz w:val="22"/>
+          <w:szCs w:val="22"/>
         </w:rPr>
       </w:pPr>
       <w:r>
         <w:rPr>
+          <w:rFonts w:ascii="Calibri" w:hAnsi="Calibri" w:cs="Calibri"/>
+          <w:b/>
+          <w:bCs/>
+          <w:sz w:val="22"/>
+          <w:szCs w:val="22"/>
+        </w:rPr>
+        <w:t>Comité de pilotage :</w:t>
+      </w:r>
+      <w:r>
+        <w:rPr>
+          <w:rFonts w:ascii="Calibri" w:hAnsi="Calibri" w:cs="Calibri"/>
+          <w:sz w:val="22"/>
+          <w:szCs w:val="22"/>
+        </w:rPr>
+        <w:t xml:space="preserve"> </w:t>
+      </w:r>
+      <w:r>
+        <w:rPr>
+          <w:rFonts w:ascii="Calibri" w:hAnsi="Calibri" w:cs="Calibri"/>
+          <w:sz w:val="22"/>
+          <w:szCs w:val="22"/>
+        </w:rPr>
+        <w:t>il se réunit le J2 et le J4 en fin de journée. Le chef de projet présente un rapport d'avancement (délai, coût, risques, décisions à prendre). La clôture est présentée le J5.</w:t>
+      </w:r>
+    </w:p>
+    <w:p>
+      <w:pPr>
+        <w:pStyle w:val="Titre2"/>
+        <w:rPr>
           <w:rFonts w:ascii="Calibri" w:eastAsia="Times New Roman" w:hAnsi="Calibri" w:cs="Calibri"/>
         </w:rPr>
-        <w:t>6. Budget prévisionnel</w:t>
+      </w:pPr>
+      <w:r>
+        <w:rPr>
+          <w:rFonts w:ascii="Calibri" w:eastAsia="Times New Roman" w:hAnsi="Calibri" w:cs="Calibri"/>
+        </w:rPr>
+        <w:t>5. Planning</w:t>
       </w:r>
     </w:p>
     <w:p>
@@ -2217,518 +2239,12 @@
       <w:r>
         <w:rPr>
           <w:rFonts w:ascii="Calibri" w:hAnsi="Calibri" w:cs="Calibri"/>
-          <w:sz w:val="22"/>
-          <w:szCs w:val="22"/>
-        </w:rPr>
-        <w:t xml:space="preserve">Le budget est calculé dans Excel (fichier </w:t>
-      </w:r>
-      <w:r>
-        <w:rPr>
-          <w:rFonts w:ascii="Calibri" w:hAnsi="Calibri" w:cs="Calibri"/>
-          <w:i/>
-          <w:iCs/>
-          <w:sz w:val="22"/>
-          <w:szCs w:val="22"/>
-        </w:rPr>
-        <w:t>plan-et-suivi-du-projet.xlsx</w:t>
-      </w:r>
-      <w:r>
-        <w:rPr>
-          <w:rFonts w:ascii="Calibri" w:hAnsi="Calibri" w:cs="Calibri"/>
-          <w:sz w:val="22"/>
-          <w:szCs w:val="22"/>
-        </w:rPr>
-        <w:t>, onglet Budget) : heures prévues × tarif horaire de chaque rôle, plus les autres coûts. Une réserve de 10 % est ajoutée pour les imprévus. Elle ne peut être utilisée qu'avec l'accord du comité de pilotage.</w:t>
-      </w:r>
-    </w:p>
-    <w:tbl>
-      <w:tblPr>
-        <w:tblW w:w="5000" w:type="pct"/>
-        <w:tblCellMar>
-          <w:top w:w="15" w:type="dxa"/>
-          <w:left w:w="15" w:type="dxa"/>
-          <w:bottom w:w="15" w:type="dxa"/>
-          <w:right w:w="15" w:type="dxa"/>
-        </w:tblCellMar>
-        <w:tblLook w:val="04A0" w:firstRow="1" w:lastRow="0" w:firstColumn="1" w:lastColumn="0" w:noHBand="0" w:noVBand="1"/>
-      </w:tblPr>
-      <w:tblGrid>
-        <w:gridCol w:w="7245"/>
-        <w:gridCol w:w="1811"/>
-      </w:tblGrid>
-      <w:tr>
-        <w:tc>
-          <w:tcPr>
-            <w:tcW w:w="0" w:type="auto"/>
-            <w:tcBorders>
-              <w:top w:val="single" w:sz="6" w:space="0" w:color="8A8A8A"/>
-              <w:left w:val="single" w:sz="6" w:space="0" w:color="8A8A8A"/>
-              <w:bottom w:val="single" w:sz="6" w:space="0" w:color="8A8A8A"/>
-              <w:right w:val="single" w:sz="6" w:space="0" w:color="8A8A8A"/>
-            </w:tcBorders>
-            <w:shd w:val="clear" w:color="auto" w:fill="1F4E79"/>
-            <w:tcMar>
-              <w:top w:w="60" w:type="dxa"/>
-              <w:left w:w="100" w:type="dxa"/>
-              <w:bottom w:w="60" w:type="dxa"/>
-              <w:right w:w="100" w:type="dxa"/>
-            </w:tcMar>
-            <w:hideMark/>
-          </w:tcPr>
-          <w:p>
-            <w:pPr>
-              <w:rPr>
-                <w:rFonts w:ascii="Calibri" w:eastAsia="Times New Roman" w:hAnsi="Calibri" w:cs="Calibri"/>
-                <w:b/>
-                <w:bCs/>
-                <w:color w:val="FFFFFF"/>
-                <w:sz w:val="20"/>
-                <w:szCs w:val="20"/>
-              </w:rPr>
-            </w:pPr>
-            <w:r>
-              <w:rPr>
-                <w:rFonts w:ascii="Calibri" w:eastAsia="Times New Roman" w:hAnsi="Calibri" w:cs="Calibri"/>
-                <w:b/>
-                <w:bCs/>
-                <w:color w:val="FFFFFF"/>
-                <w:sz w:val="20"/>
-                <w:szCs w:val="20"/>
-              </w:rPr>
-              <w:t>Poste</w:t>
-            </w:r>
-          </w:p>
-        </w:tc>
-        <w:tc>
-          <w:tcPr>
-            <w:tcW w:w="1000" w:type="pct"/>
-            <w:tcBorders>
-              <w:top w:val="single" w:sz="6" w:space="0" w:color="8A8A8A"/>
-              <w:left w:val="single" w:sz="6" w:space="0" w:color="8A8A8A"/>
-              <w:bottom w:val="single" w:sz="6" w:space="0" w:color="8A8A8A"/>
-              <w:right w:val="single" w:sz="6" w:space="0" w:color="8A8A8A"/>
-            </w:tcBorders>
-            <w:shd w:val="clear" w:color="auto" w:fill="1F4E79"/>
-            <w:tcMar>
-              <w:top w:w="60" w:type="dxa"/>
-              <w:left w:w="100" w:type="dxa"/>
-              <w:bottom w:w="60" w:type="dxa"/>
-              <w:right w:w="100" w:type="dxa"/>
-            </w:tcMar>
-            <w:hideMark/>
-          </w:tcPr>
-          <w:p>
-            <w:pPr>
-              <w:rPr>
-                <w:rFonts w:ascii="Calibri" w:eastAsia="Times New Roman" w:hAnsi="Calibri" w:cs="Calibri"/>
-                <w:b/>
-                <w:bCs/>
-                <w:color w:val="FFFFFF"/>
-                <w:sz w:val="20"/>
-                <w:szCs w:val="20"/>
-              </w:rPr>
-            </w:pPr>
-            <w:r>
-              <w:rPr>
-                <w:rFonts w:ascii="Calibri" w:eastAsia="Times New Roman" w:hAnsi="Calibri" w:cs="Calibri"/>
-                <w:b/>
-                <w:bCs/>
-                <w:color w:val="FFFFFF"/>
-                <w:sz w:val="20"/>
-                <w:szCs w:val="20"/>
-              </w:rPr>
-              <w:t>Montant (CHF)</w:t>
-            </w:r>
-          </w:p>
-        </w:tc>
-      </w:tr>
-      <w:tr>
-        <w:tc>
-          <w:tcPr>
-            <w:tcW w:w="0" w:type="auto"/>
-            <w:tcBorders>
-              <w:top w:val="single" w:sz="6" w:space="0" w:color="8A8A8A"/>
-              <w:left w:val="single" w:sz="6" w:space="0" w:color="8A8A8A"/>
-              <w:bottom w:val="single" w:sz="6" w:space="0" w:color="8A8A8A"/>
-              <w:right w:val="single" w:sz="6" w:space="0" w:color="8A8A8A"/>
-            </w:tcBorders>
-            <w:tcMar>
-              <w:top w:w="60" w:type="dxa"/>
-              <w:left w:w="100" w:type="dxa"/>
-              <w:bottom w:w="60" w:type="dxa"/>
-              <w:right w:w="100" w:type="dxa"/>
-            </w:tcMar>
-            <w:hideMark/>
-          </w:tcPr>
-          <w:p>
-            <w:pPr>
-              <w:rPr>
-                <w:rFonts w:ascii="Calibri" w:eastAsia="Times New Roman" w:hAnsi="Calibri" w:cs="Calibri"/>
-                <w:sz w:val="20"/>
-                <w:szCs w:val="20"/>
-              </w:rPr>
-            </w:pPr>
-            <w:r>
-              <w:rPr>
-                <w:rFonts w:ascii="Calibri" w:eastAsia="Times New Roman" w:hAnsi="Calibri" w:cs="Calibri"/>
-                <w:sz w:val="20"/>
-                <w:szCs w:val="20"/>
-              </w:rPr>
-              <w:t>Main-d'oeuvre (98 heures)</w:t>
-            </w:r>
-          </w:p>
-        </w:tc>
-        <w:tc>
-          <w:tcPr>
-            <w:tcW w:w="0" w:type="auto"/>
-            <w:tcBorders>
-              <w:top w:val="single" w:sz="6" w:space="0" w:color="8A8A8A"/>
-              <w:left w:val="single" w:sz="6" w:space="0" w:color="8A8A8A"/>
-              <w:bottom w:val="single" w:sz="6" w:space="0" w:color="8A8A8A"/>
-              <w:right w:val="single" w:sz="6" w:space="0" w:color="8A8A8A"/>
-            </w:tcBorders>
-            <w:tcMar>
-              <w:top w:w="60" w:type="dxa"/>
-              <w:left w:w="100" w:type="dxa"/>
-              <w:bottom w:w="60" w:type="dxa"/>
-              <w:right w:w="100" w:type="dxa"/>
-            </w:tcMar>
-            <w:hideMark/>
-          </w:tcPr>
-          <w:p>
-            <w:pPr>
-              <w:rPr>
-                <w:rFonts w:ascii="Calibri" w:eastAsia="Times New Roman" w:hAnsi="Calibri" w:cs="Calibri"/>
-                <w:sz w:val="20"/>
-                <w:szCs w:val="20"/>
-              </w:rPr>
-            </w:pPr>
-            <w:r>
-              <w:rPr>
-                <w:rFonts w:ascii="Calibri" w:eastAsia="Times New Roman" w:hAnsi="Calibri" w:cs="Calibri"/>
-                <w:sz w:val="20"/>
-                <w:szCs w:val="20"/>
-              </w:rPr>
-              <w:t>9'940</w:t>
-            </w:r>
-          </w:p>
-        </w:tc>
-      </w:tr>
-      <w:tr>
-        <w:tc>
-          <w:tcPr>
-            <w:tcW w:w="0" w:type="auto"/>
-            <w:tcBorders>
-              <w:top w:val="single" w:sz="6" w:space="0" w:color="8A8A8A"/>
-              <w:left w:val="single" w:sz="6" w:space="0" w:color="8A8A8A"/>
-              <w:bottom w:val="single" w:sz="6" w:space="0" w:color="8A8A8A"/>
-              <w:right w:val="single" w:sz="6" w:space="0" w:color="8A8A8A"/>
-            </w:tcBorders>
-            <w:tcMar>
-              <w:top w:w="60" w:type="dxa"/>
-              <w:left w:w="100" w:type="dxa"/>
-              <w:bottom w:w="60" w:type="dxa"/>
-              <w:right w:w="100" w:type="dxa"/>
-            </w:tcMar>
-            <w:hideMark/>
-          </w:tcPr>
-          <w:p>
-            <w:pPr>
-              <w:rPr>
-                <w:rFonts w:ascii="Calibri" w:eastAsia="Times New Roman" w:hAnsi="Calibri" w:cs="Calibri"/>
-                <w:sz w:val="20"/>
-                <w:szCs w:val="20"/>
-              </w:rPr>
-            </w:pPr>
-            <w:r>
-              <w:rPr>
-                <w:rFonts w:ascii="Calibri" w:eastAsia="Times New Roman" w:hAnsi="Calibri" w:cs="Calibri"/>
-                <w:sz w:val="20"/>
-                <w:szCs w:val="20"/>
-              </w:rPr>
-              <w:t>Machine virtuelle et nom de domaine (1re année)</w:t>
-            </w:r>
-          </w:p>
-        </w:tc>
-        <w:tc>
-          <w:tcPr>
-            <w:tcW w:w="0" w:type="auto"/>
-            <w:tcBorders>
-              <w:top w:val="single" w:sz="6" w:space="0" w:color="8A8A8A"/>
-              <w:left w:val="single" w:sz="6" w:space="0" w:color="8A8A8A"/>
-              <w:bottom w:val="single" w:sz="6" w:space="0" w:color="8A8A8A"/>
-              <w:right w:val="single" w:sz="6" w:space="0" w:color="8A8A8A"/>
-            </w:tcBorders>
-            <w:tcMar>
-              <w:top w:w="60" w:type="dxa"/>
-              <w:left w:w="100" w:type="dxa"/>
-              <w:bottom w:w="60" w:type="dxa"/>
-              <w:right w:w="100" w:type="dxa"/>
-            </w:tcMar>
-            <w:hideMark/>
-          </w:tcPr>
-          <w:p>
-            <w:pPr>
-              <w:rPr>
-                <w:rFonts w:ascii="Calibri" w:eastAsia="Times New Roman" w:hAnsi="Calibri" w:cs="Calibri"/>
-                <w:sz w:val="20"/>
-                <w:szCs w:val="20"/>
-              </w:rPr>
-            </w:pPr>
-            <w:r>
-              <w:rPr>
-                <w:rFonts w:ascii="Calibri" w:eastAsia="Times New Roman" w:hAnsi="Calibri" w:cs="Calibri"/>
-                <w:sz w:val="20"/>
-                <w:szCs w:val="20"/>
-              </w:rPr>
-              <w:t>500</w:t>
-            </w:r>
-          </w:p>
-        </w:tc>
-      </w:tr>
-      <w:tr>
-        <w:tc>
-          <w:tcPr>
-            <w:tcW w:w="0" w:type="auto"/>
-            <w:tcBorders>
-              <w:top w:val="single" w:sz="6" w:space="0" w:color="8A8A8A"/>
-              <w:left w:val="single" w:sz="6" w:space="0" w:color="8A8A8A"/>
-              <w:bottom w:val="single" w:sz="6" w:space="0" w:color="8A8A8A"/>
-              <w:right w:val="single" w:sz="6" w:space="0" w:color="8A8A8A"/>
-            </w:tcBorders>
-            <w:tcMar>
-              <w:top w:w="60" w:type="dxa"/>
-              <w:left w:w="100" w:type="dxa"/>
-              <w:bottom w:w="60" w:type="dxa"/>
-              <w:right w:w="100" w:type="dxa"/>
-            </w:tcMar>
-            <w:hideMark/>
-          </w:tcPr>
-          <w:p>
-            <w:pPr>
-              <w:rPr>
-                <w:rFonts w:ascii="Calibri" w:eastAsia="Times New Roman" w:hAnsi="Calibri" w:cs="Calibri"/>
-                <w:sz w:val="20"/>
-                <w:szCs w:val="20"/>
-              </w:rPr>
-            </w:pPr>
-            <w:r>
-              <w:rPr>
-                <w:rFonts w:ascii="Calibri" w:eastAsia="Times New Roman" w:hAnsi="Calibri" w:cs="Calibri"/>
-                <w:b/>
-                <w:bCs/>
-                <w:sz w:val="20"/>
-                <w:szCs w:val="20"/>
-              </w:rPr>
-              <w:t>Sous-total</w:t>
-            </w:r>
-          </w:p>
-        </w:tc>
-        <w:tc>
-          <w:tcPr>
-            <w:tcW w:w="0" w:type="auto"/>
-            <w:tcBorders>
-              <w:top w:val="single" w:sz="6" w:space="0" w:color="8A8A8A"/>
-              <w:left w:val="single" w:sz="6" w:space="0" w:color="8A8A8A"/>
-              <w:bottom w:val="single" w:sz="6" w:space="0" w:color="8A8A8A"/>
-              <w:right w:val="single" w:sz="6" w:space="0" w:color="8A8A8A"/>
-            </w:tcBorders>
-            <w:tcMar>
-              <w:top w:w="60" w:type="dxa"/>
-              <w:left w:w="100" w:type="dxa"/>
-              <w:bottom w:w="60" w:type="dxa"/>
-              <w:right w:w="100" w:type="dxa"/>
-            </w:tcMar>
-            <w:hideMark/>
-          </w:tcPr>
-          <w:p>
-            <w:pPr>
-              <w:rPr>
-                <w:rFonts w:ascii="Calibri" w:eastAsia="Times New Roman" w:hAnsi="Calibri" w:cs="Calibri"/>
-                <w:sz w:val="20"/>
-                <w:szCs w:val="20"/>
-              </w:rPr>
-            </w:pPr>
-            <w:r>
-              <w:rPr>
-                <w:rFonts w:ascii="Calibri" w:eastAsia="Times New Roman" w:hAnsi="Calibri" w:cs="Calibri"/>
-                <w:b/>
-                <w:bCs/>
-                <w:sz w:val="20"/>
-                <w:szCs w:val="20"/>
-              </w:rPr>
-              <w:t>10'440</w:t>
-            </w:r>
-          </w:p>
-        </w:tc>
-      </w:tr>
-      <w:tr>
-        <w:tc>
-          <w:tcPr>
-            <w:tcW w:w="0" w:type="auto"/>
-            <w:tcBorders>
-              <w:top w:val="single" w:sz="6" w:space="0" w:color="8A8A8A"/>
-              <w:left w:val="single" w:sz="6" w:space="0" w:color="8A8A8A"/>
-              <w:bottom w:val="single" w:sz="6" w:space="0" w:color="8A8A8A"/>
-              <w:right w:val="single" w:sz="6" w:space="0" w:color="8A8A8A"/>
-            </w:tcBorders>
-            <w:tcMar>
-              <w:top w:w="60" w:type="dxa"/>
-              <w:left w:w="100" w:type="dxa"/>
-              <w:bottom w:w="60" w:type="dxa"/>
-              <w:right w:w="100" w:type="dxa"/>
-            </w:tcMar>
-            <w:hideMark/>
-          </w:tcPr>
-          <w:p>
-            <w:pPr>
-              <w:rPr>
-                <w:rFonts w:ascii="Calibri" w:eastAsia="Times New Roman" w:hAnsi="Calibri" w:cs="Calibri"/>
-                <w:sz w:val="20"/>
-                <w:szCs w:val="20"/>
-              </w:rPr>
-            </w:pPr>
-            <w:r>
-              <w:rPr>
-                <w:rFonts w:ascii="Calibri" w:eastAsia="Times New Roman" w:hAnsi="Calibri" w:cs="Calibri"/>
-                <w:sz w:val="20"/>
-                <w:szCs w:val="20"/>
-              </w:rPr>
-              <w:t>Réserve pour imprévus (10 %)</w:t>
-            </w:r>
-          </w:p>
-        </w:tc>
-        <w:tc>
-          <w:tcPr>
-            <w:tcW w:w="0" w:type="auto"/>
-            <w:tcBorders>
-              <w:top w:val="single" w:sz="6" w:space="0" w:color="8A8A8A"/>
-              <w:left w:val="single" w:sz="6" w:space="0" w:color="8A8A8A"/>
-              <w:bottom w:val="single" w:sz="6" w:space="0" w:color="8A8A8A"/>
-              <w:right w:val="single" w:sz="6" w:space="0" w:color="8A8A8A"/>
-            </w:tcBorders>
-            <w:tcMar>
-              <w:top w:w="60" w:type="dxa"/>
-              <w:left w:w="100" w:type="dxa"/>
-              <w:bottom w:w="60" w:type="dxa"/>
-              <w:right w:w="100" w:type="dxa"/>
-            </w:tcMar>
-            <w:hideMark/>
-          </w:tcPr>
-          <w:p>
-            <w:pPr>
-              <w:rPr>
-                <w:rFonts w:ascii="Calibri" w:eastAsia="Times New Roman" w:hAnsi="Calibri" w:cs="Calibri"/>
-                <w:sz w:val="20"/>
-                <w:szCs w:val="20"/>
-              </w:rPr>
-            </w:pPr>
-            <w:r>
-              <w:rPr>
-                <w:rFonts w:ascii="Calibri" w:eastAsia="Times New Roman" w:hAnsi="Calibri" w:cs="Calibri"/>
-                <w:sz w:val="20"/>
-                <w:szCs w:val="20"/>
-              </w:rPr>
-              <w:t>1'044</w:t>
-            </w:r>
-          </w:p>
-        </w:tc>
-      </w:tr>
-      <w:tr>
-        <w:tc>
-          <w:tcPr>
-            <w:tcW w:w="0" w:type="auto"/>
-            <w:tcBorders>
-              <w:top w:val="single" w:sz="6" w:space="0" w:color="8A8A8A"/>
-              <w:left w:val="single" w:sz="6" w:space="0" w:color="8A8A8A"/>
-              <w:bottom w:val="single" w:sz="6" w:space="0" w:color="8A8A8A"/>
-              <w:right w:val="single" w:sz="6" w:space="0" w:color="8A8A8A"/>
-            </w:tcBorders>
-            <w:tcMar>
-              <w:top w:w="60" w:type="dxa"/>
-              <w:left w:w="100" w:type="dxa"/>
-              <w:bottom w:w="60" w:type="dxa"/>
-              <w:right w:w="100" w:type="dxa"/>
-            </w:tcMar>
-            <w:hideMark/>
-          </w:tcPr>
-          <w:p>
-            <w:pPr>
-              <w:rPr>
-                <w:rFonts w:ascii="Calibri" w:eastAsia="Times New Roman" w:hAnsi="Calibri" w:cs="Calibri"/>
-                <w:sz w:val="20"/>
-                <w:szCs w:val="20"/>
-              </w:rPr>
-            </w:pPr>
-            <w:r>
-              <w:rPr>
-                <w:rFonts w:ascii="Calibri" w:eastAsia="Times New Roman" w:hAnsi="Calibri" w:cs="Calibri"/>
-                <w:b/>
-                <w:bCs/>
-                <w:sz w:val="20"/>
-                <w:szCs w:val="20"/>
-              </w:rPr>
-              <w:t>Budget total</w:t>
-            </w:r>
-          </w:p>
-        </w:tc>
-        <w:tc>
-          <w:tcPr>
-            <w:tcW w:w="0" w:type="auto"/>
-            <w:tcBorders>
-              <w:top w:val="single" w:sz="6" w:space="0" w:color="8A8A8A"/>
-              <w:left w:val="single" w:sz="6" w:space="0" w:color="8A8A8A"/>
-              <w:bottom w:val="single" w:sz="6" w:space="0" w:color="8A8A8A"/>
-              <w:right w:val="single" w:sz="6" w:space="0" w:color="8A8A8A"/>
-            </w:tcBorders>
-            <w:tcMar>
-              <w:top w:w="60" w:type="dxa"/>
-              <w:left w:w="100" w:type="dxa"/>
-              <w:bottom w:w="60" w:type="dxa"/>
-              <w:right w:w="100" w:type="dxa"/>
-            </w:tcMar>
-            <w:hideMark/>
-          </w:tcPr>
-          <w:p>
-            <w:pPr>
-              <w:rPr>
-                <w:rFonts w:ascii="Calibri" w:eastAsia="Times New Roman" w:hAnsi="Calibri" w:cs="Calibri"/>
-                <w:sz w:val="20"/>
-                <w:szCs w:val="20"/>
-              </w:rPr>
-            </w:pPr>
-            <w:r>
-              <w:rPr>
-                <w:rFonts w:ascii="Calibri" w:eastAsia="Times New Roman" w:hAnsi="Calibri" w:cs="Calibri"/>
-                <w:b/>
-                <w:bCs/>
-                <w:sz w:val="20"/>
-                <w:szCs w:val="20"/>
-              </w:rPr>
-              <w:t>11'484</w:t>
-            </w:r>
-          </w:p>
-        </w:tc>
-      </w:tr>
-    </w:tbl>
-    <w:p>
-      <w:pPr>
-        <w:pStyle w:val="NormalWeb"/>
-        <w:rPr>
-          <w:rFonts w:ascii="Calibri" w:hAnsi="Calibri" w:cs="Calibri"/>
-          <w:sz w:val="22"/>
-          <w:szCs w:val="22"/>
-        </w:rPr>
-      </w:pPr>
-      <w:r>
-        <w:rPr>
-          <w:rFonts w:ascii="Calibri" w:hAnsi="Calibri" w:cs="Calibri"/>
           <w:noProof/>
           <w:sz w:val="22"/>
           <w:szCs w:val="22"/>
         </w:rPr>
         <w:drawing>
-          <wp:inline distT="0" distB="0" distL="0" distR="0" wp14:anchorId="2E7DF133" wp14:editId="6A2BDAEA">
+          <wp:inline distT="0" distB="0" distL="0" distR="0" wp14:anchorId="1F74A1D3" wp14:editId="0717DE6B">
             <wp:extent cx="6096000" cy="9703299"/>
             <wp:effectExtent l="0" t="0" r="0" b="0"/>
             <wp:docPr id="2" name="Image 2"/>
@@ -2788,7 +2304,43 @@
         <w:rPr>
           <w:rFonts w:ascii="Calibri" w:eastAsia="Times New Roman" w:hAnsi="Calibri" w:cs="Calibri"/>
         </w:rPr>
-        <w:t>7. Risques</w:t>
+        <w:t>6. Budget prévisionnel</w:t>
+      </w:r>
+    </w:p>
+    <w:p>
+      <w:pPr>
+        <w:pStyle w:val="NormalWeb"/>
+        <w:rPr>
+          <w:rFonts w:ascii="Calibri" w:hAnsi="Calibri" w:cs="Calibri"/>
+          <w:sz w:val="22"/>
+          <w:szCs w:val="22"/>
+        </w:rPr>
+      </w:pPr>
+      <w:r>
+        <w:rPr>
+          <w:rFonts w:ascii="Calibri" w:hAnsi="Calibri" w:cs="Calibri"/>
+          <w:sz w:val="22"/>
+          <w:szCs w:val="22"/>
+        </w:rPr>
+        <w:t xml:space="preserve">Le budget est calculé dans Excel (fichier </w:t>
+      </w:r>
+      <w:r>
+        <w:rPr>
+          <w:rFonts w:ascii="Calibri" w:hAnsi="Calibri" w:cs="Calibri"/>
+          <w:i/>
+          <w:iCs/>
+          <w:sz w:val="22"/>
+          <w:szCs w:val="22"/>
+        </w:rPr>
+        <w:t>plan-et-suivi-du-projet.xlsx</w:t>
+      </w:r>
+      <w:r>
+        <w:rPr>
+          <w:rFonts w:ascii="Calibri" w:hAnsi="Calibri" w:cs="Calibri"/>
+          <w:sz w:val="22"/>
+          <w:szCs w:val="22"/>
+        </w:rPr>
+        <w:t>, onglet Budget) : heures prévues × tarif horaire de chaque rôle, plus les autres coûts. Une réserve de 10 % est ajoutée pour les imprévus. Elle ne peut être utilisée qu'avec l'accord du comité de pilotage.</w:t>
       </w:r>
     </w:p>
     <w:tbl>
@@ -2803,10 +2355,8 @@
         <w:tblLook w:val="04A0" w:firstRow="1" w:lastRow="0" w:firstColumn="1" w:lastColumn="0" w:noHBand="0" w:noVBand="1"/>
       </w:tblPr>
       <w:tblGrid>
-        <w:gridCol w:w="410"/>
-        <w:gridCol w:w="4400"/>
-        <w:gridCol w:w="658"/>
-        <w:gridCol w:w="3588"/>
+        <w:gridCol w:w="7245"/>
+        <w:gridCol w:w="1811"/>
       </w:tblGrid>
       <w:tr>
         <w:tc>
@@ -2847,13 +2397,13 @@
                 <w:sz w:val="20"/>
                 <w:szCs w:val="20"/>
               </w:rPr>
-              <w:t>ID</w:t>
-            </w:r>
-          </w:p>
-        </w:tc>
-        <w:tc>
-          <w:tcPr>
-            <w:tcW w:w="0" w:type="auto"/>
+              <w:t>Poste</w:t>
+            </w:r>
+          </w:p>
+        </w:tc>
+        <w:tc>
+          <w:tcPr>
+            <w:tcW w:w="1000" w:type="pct"/>
             <w:tcBorders>
               <w:top w:val="single" w:sz="6" w:space="0" w:color="8A8A8A"/>
               <w:left w:val="single" w:sz="6" w:space="0" w:color="8A8A8A"/>
@@ -2889,35 +2439,214 @@
                 <w:sz w:val="20"/>
                 <w:szCs w:val="20"/>
               </w:rPr>
-              <w:t>Risque</w:t>
-            </w:r>
-          </w:p>
-        </w:tc>
-        <w:tc>
-          <w:tcPr>
-            <w:tcW w:w="0" w:type="auto"/>
-            <w:tcBorders>
-              <w:top w:val="single" w:sz="6" w:space="0" w:color="8A8A8A"/>
-              <w:left w:val="single" w:sz="6" w:space="0" w:color="8A8A8A"/>
-              <w:bottom w:val="single" w:sz="6" w:space="0" w:color="8A8A8A"/>
-              <w:right w:val="single" w:sz="6" w:space="0" w:color="8A8A8A"/>
-            </w:tcBorders>
-            <w:shd w:val="clear" w:color="auto" w:fill="1F4E79"/>
-            <w:tcMar>
-              <w:top w:w="60" w:type="dxa"/>
-              <w:left w:w="100" w:type="dxa"/>
-              <w:bottom w:w="60" w:type="dxa"/>
-              <w:right w:w="100" w:type="dxa"/>
-            </w:tcMar>
-            <w:hideMark/>
-          </w:tcPr>
-          <w:p>
-            <w:pPr>
+              <w:t>Montant (CHF)</w:t>
+            </w:r>
+          </w:p>
+        </w:tc>
+      </w:tr>
+      <w:tr>
+        <w:tc>
+          <w:tcPr>
+            <w:tcW w:w="0" w:type="auto"/>
+            <w:tcBorders>
+              <w:top w:val="single" w:sz="6" w:space="0" w:color="8A8A8A"/>
+              <w:left w:val="single" w:sz="6" w:space="0" w:color="8A8A8A"/>
+              <w:bottom w:val="single" w:sz="6" w:space="0" w:color="8A8A8A"/>
+              <w:right w:val="single" w:sz="6" w:space="0" w:color="8A8A8A"/>
+            </w:tcBorders>
+            <w:tcMar>
+              <w:top w:w="60" w:type="dxa"/>
+              <w:left w:w="100" w:type="dxa"/>
+              <w:bottom w:w="60" w:type="dxa"/>
+              <w:right w:w="100" w:type="dxa"/>
+            </w:tcMar>
+            <w:hideMark/>
+          </w:tcPr>
+          <w:p>
+            <w:pPr>
+              <w:rPr>
+                <w:rFonts w:ascii="Calibri" w:eastAsia="Times New Roman" w:hAnsi="Calibri" w:cs="Calibri"/>
+                <w:sz w:val="20"/>
+                <w:szCs w:val="20"/>
+              </w:rPr>
+            </w:pPr>
+            <w:r>
+              <w:rPr>
+                <w:rFonts w:ascii="Calibri" w:eastAsia="Times New Roman" w:hAnsi="Calibri" w:cs="Calibri"/>
+                <w:sz w:val="20"/>
+                <w:szCs w:val="20"/>
+              </w:rPr>
+              <w:t>Main-d'oeuvre (98 heures)</w:t>
+            </w:r>
+          </w:p>
+        </w:tc>
+        <w:tc>
+          <w:tcPr>
+            <w:tcW w:w="0" w:type="auto"/>
+            <w:tcBorders>
+              <w:top w:val="single" w:sz="6" w:space="0" w:color="8A8A8A"/>
+              <w:left w:val="single" w:sz="6" w:space="0" w:color="8A8A8A"/>
+              <w:bottom w:val="single" w:sz="6" w:space="0" w:color="8A8A8A"/>
+              <w:right w:val="single" w:sz="6" w:space="0" w:color="8A8A8A"/>
+            </w:tcBorders>
+            <w:tcMar>
+              <w:top w:w="60" w:type="dxa"/>
+              <w:left w:w="100" w:type="dxa"/>
+              <w:bottom w:w="60" w:type="dxa"/>
+              <w:right w:w="100" w:type="dxa"/>
+            </w:tcMar>
+            <w:hideMark/>
+          </w:tcPr>
+          <w:p>
+            <w:pPr>
+              <w:rPr>
+                <w:rFonts w:ascii="Calibri" w:eastAsia="Times New Roman" w:hAnsi="Calibri" w:cs="Calibri"/>
+                <w:sz w:val="20"/>
+                <w:szCs w:val="20"/>
+              </w:rPr>
+            </w:pPr>
+            <w:r>
+              <w:rPr>
+                <w:rFonts w:ascii="Calibri" w:eastAsia="Times New Roman" w:hAnsi="Calibri" w:cs="Calibri"/>
+                <w:sz w:val="20"/>
+                <w:szCs w:val="20"/>
+              </w:rPr>
+              <w:t>9'940</w:t>
+            </w:r>
+          </w:p>
+        </w:tc>
+      </w:tr>
+      <w:tr>
+        <w:tc>
+          <w:tcPr>
+            <w:tcW w:w="0" w:type="auto"/>
+            <w:tcBorders>
+              <w:top w:val="single" w:sz="6" w:space="0" w:color="8A8A8A"/>
+              <w:left w:val="single" w:sz="6" w:space="0" w:color="8A8A8A"/>
+              <w:bottom w:val="single" w:sz="6" w:space="0" w:color="8A8A8A"/>
+              <w:right w:val="single" w:sz="6" w:space="0" w:color="8A8A8A"/>
+            </w:tcBorders>
+            <w:tcMar>
+              <w:top w:w="60" w:type="dxa"/>
+              <w:left w:w="100" w:type="dxa"/>
+              <w:bottom w:w="60" w:type="dxa"/>
+              <w:right w:w="100" w:type="dxa"/>
+            </w:tcMar>
+            <w:hideMark/>
+          </w:tcPr>
+          <w:p>
+            <w:pPr>
+              <w:rPr>
+                <w:rFonts w:ascii="Calibri" w:eastAsia="Times New Roman" w:hAnsi="Calibri" w:cs="Calibri"/>
+                <w:sz w:val="20"/>
+                <w:szCs w:val="20"/>
+              </w:rPr>
+            </w:pPr>
+            <w:r>
+              <w:rPr>
+                <w:rFonts w:ascii="Calibri" w:eastAsia="Times New Roman" w:hAnsi="Calibri" w:cs="Calibri"/>
+                <w:sz w:val="20"/>
+                <w:szCs w:val="20"/>
+              </w:rPr>
+              <w:t>Machine virtuelle et nom de domaine (1re année)</w:t>
+            </w:r>
+          </w:p>
+        </w:tc>
+        <w:tc>
+          <w:tcPr>
+            <w:tcW w:w="0" w:type="auto"/>
+            <w:tcBorders>
+              <w:top w:val="single" w:sz="6" w:space="0" w:color="8A8A8A"/>
+              <w:left w:val="single" w:sz="6" w:space="0" w:color="8A8A8A"/>
+              <w:bottom w:val="single" w:sz="6" w:space="0" w:color="8A8A8A"/>
+              <w:right w:val="single" w:sz="6" w:space="0" w:color="8A8A8A"/>
+            </w:tcBorders>
+            <w:tcMar>
+              <w:top w:w="60" w:type="dxa"/>
+              <w:left w:w="100" w:type="dxa"/>
+              <w:bottom w:w="60" w:type="dxa"/>
+              <w:right w:w="100" w:type="dxa"/>
+            </w:tcMar>
+            <w:hideMark/>
+          </w:tcPr>
+          <w:p>
+            <w:pPr>
+              <w:rPr>
+                <w:rFonts w:ascii="Calibri" w:eastAsia="Times New Roman" w:hAnsi="Calibri" w:cs="Calibri"/>
+                <w:sz w:val="20"/>
+                <w:szCs w:val="20"/>
+              </w:rPr>
+            </w:pPr>
+            <w:r>
+              <w:rPr>
+                <w:rFonts w:ascii="Calibri" w:eastAsia="Times New Roman" w:hAnsi="Calibri" w:cs="Calibri"/>
+                <w:sz w:val="20"/>
+                <w:szCs w:val="20"/>
+              </w:rPr>
+              <w:t>500</w:t>
+            </w:r>
+          </w:p>
+        </w:tc>
+      </w:tr>
+      <w:tr>
+        <w:tc>
+          <w:tcPr>
+            <w:tcW w:w="0" w:type="auto"/>
+            <w:tcBorders>
+              <w:top w:val="single" w:sz="6" w:space="0" w:color="8A8A8A"/>
+              <w:left w:val="single" w:sz="6" w:space="0" w:color="8A8A8A"/>
+              <w:bottom w:val="single" w:sz="6" w:space="0" w:color="8A8A8A"/>
+              <w:right w:val="single" w:sz="6" w:space="0" w:color="8A8A8A"/>
+            </w:tcBorders>
+            <w:tcMar>
+              <w:top w:w="60" w:type="dxa"/>
+              <w:left w:w="100" w:type="dxa"/>
+              <w:bottom w:w="60" w:type="dxa"/>
+              <w:right w:w="100" w:type="dxa"/>
+            </w:tcMar>
+            <w:hideMark/>
+          </w:tcPr>
+          <w:p>
+            <w:pPr>
+              <w:rPr>
+                <w:rFonts w:ascii="Calibri" w:eastAsia="Times New Roman" w:hAnsi="Calibri" w:cs="Calibri"/>
+                <w:sz w:val="20"/>
+                <w:szCs w:val="20"/>
+              </w:rPr>
+            </w:pPr>
+            <w:r>
               <w:rPr>
                 <w:rFonts w:ascii="Calibri" w:eastAsia="Times New Roman" w:hAnsi="Calibri" w:cs="Calibri"/>
                 <w:b/>
                 <w:bCs/>
-                <w:color w:val="FFFFFF"/>
+                <w:sz w:val="20"/>
+                <w:szCs w:val="20"/>
+              </w:rPr>
+              <w:t>Sous-total</w:t>
+            </w:r>
+          </w:p>
+        </w:tc>
+        <w:tc>
+          <w:tcPr>
+            <w:tcW w:w="0" w:type="auto"/>
+            <w:tcBorders>
+              <w:top w:val="single" w:sz="6" w:space="0" w:color="8A8A8A"/>
+              <w:left w:val="single" w:sz="6" w:space="0" w:color="8A8A8A"/>
+              <w:bottom w:val="single" w:sz="6" w:space="0" w:color="8A8A8A"/>
+              <w:right w:val="single" w:sz="6" w:space="0" w:color="8A8A8A"/>
+            </w:tcBorders>
+            <w:tcMar>
+              <w:top w:w="60" w:type="dxa"/>
+              <w:left w:w="100" w:type="dxa"/>
+              <w:bottom w:w="60" w:type="dxa"/>
+              <w:right w:w="100" w:type="dxa"/>
+            </w:tcMar>
+            <w:hideMark/>
+          </w:tcPr>
+          <w:p>
+            <w:pPr>
+              <w:rPr>
+                <w:rFonts w:ascii="Calibri" w:eastAsia="Times New Roman" w:hAnsi="Calibri" w:cs="Calibri"/>
                 <w:sz w:val="20"/>
                 <w:szCs w:val="20"/>
               </w:rPr>
@@ -2927,39 +2656,145 @@
                 <w:rFonts w:ascii="Calibri" w:eastAsia="Times New Roman" w:hAnsi="Calibri" w:cs="Calibri"/>
                 <w:b/>
                 <w:bCs/>
-                <w:color w:val="FFFFFF"/>
-                <w:sz w:val="20"/>
-                <w:szCs w:val="20"/>
-              </w:rPr>
-              <w:t>Score</w:t>
-            </w:r>
-          </w:p>
-        </w:tc>
-        <w:tc>
-          <w:tcPr>
-            <w:tcW w:w="0" w:type="auto"/>
-            <w:tcBorders>
-              <w:top w:val="single" w:sz="6" w:space="0" w:color="8A8A8A"/>
-              <w:left w:val="single" w:sz="6" w:space="0" w:color="8A8A8A"/>
-              <w:bottom w:val="single" w:sz="6" w:space="0" w:color="8A8A8A"/>
-              <w:right w:val="single" w:sz="6" w:space="0" w:color="8A8A8A"/>
-            </w:tcBorders>
-            <w:shd w:val="clear" w:color="auto" w:fill="1F4E79"/>
-            <w:tcMar>
-              <w:top w:w="60" w:type="dxa"/>
-              <w:left w:w="100" w:type="dxa"/>
-              <w:bottom w:w="60" w:type="dxa"/>
-              <w:right w:w="100" w:type="dxa"/>
-            </w:tcMar>
-            <w:hideMark/>
-          </w:tcPr>
-          <w:p>
-            <w:pPr>
+                <w:sz w:val="20"/>
+                <w:szCs w:val="20"/>
+              </w:rPr>
+              <w:t>10'440</w:t>
+            </w:r>
+          </w:p>
+        </w:tc>
+      </w:tr>
+      <w:tr>
+        <w:tc>
+          <w:tcPr>
+            <w:tcW w:w="0" w:type="auto"/>
+            <w:tcBorders>
+              <w:top w:val="single" w:sz="6" w:space="0" w:color="8A8A8A"/>
+              <w:left w:val="single" w:sz="6" w:space="0" w:color="8A8A8A"/>
+              <w:bottom w:val="single" w:sz="6" w:space="0" w:color="8A8A8A"/>
+              <w:right w:val="single" w:sz="6" w:space="0" w:color="8A8A8A"/>
+            </w:tcBorders>
+            <w:tcMar>
+              <w:top w:w="60" w:type="dxa"/>
+              <w:left w:w="100" w:type="dxa"/>
+              <w:bottom w:w="60" w:type="dxa"/>
+              <w:right w:w="100" w:type="dxa"/>
+            </w:tcMar>
+            <w:hideMark/>
+          </w:tcPr>
+          <w:p>
+            <w:pPr>
+              <w:rPr>
+                <w:rFonts w:ascii="Calibri" w:eastAsia="Times New Roman" w:hAnsi="Calibri" w:cs="Calibri"/>
+                <w:sz w:val="20"/>
+                <w:szCs w:val="20"/>
+              </w:rPr>
+            </w:pPr>
+            <w:r>
+              <w:rPr>
+                <w:rFonts w:ascii="Calibri" w:eastAsia="Times New Roman" w:hAnsi="Calibri" w:cs="Calibri"/>
+                <w:sz w:val="20"/>
+                <w:szCs w:val="20"/>
+              </w:rPr>
+              <w:t>Réserve pour imprévus (10 %)</w:t>
+            </w:r>
+          </w:p>
+        </w:tc>
+        <w:tc>
+          <w:tcPr>
+            <w:tcW w:w="0" w:type="auto"/>
+            <w:tcBorders>
+              <w:top w:val="single" w:sz="6" w:space="0" w:color="8A8A8A"/>
+              <w:left w:val="single" w:sz="6" w:space="0" w:color="8A8A8A"/>
+              <w:bottom w:val="single" w:sz="6" w:space="0" w:color="8A8A8A"/>
+              <w:right w:val="single" w:sz="6" w:space="0" w:color="8A8A8A"/>
+            </w:tcBorders>
+            <w:tcMar>
+              <w:top w:w="60" w:type="dxa"/>
+              <w:left w:w="100" w:type="dxa"/>
+              <w:bottom w:w="60" w:type="dxa"/>
+              <w:right w:w="100" w:type="dxa"/>
+            </w:tcMar>
+            <w:hideMark/>
+          </w:tcPr>
+          <w:p>
+            <w:pPr>
+              <w:rPr>
+                <w:rFonts w:ascii="Calibri" w:eastAsia="Times New Roman" w:hAnsi="Calibri" w:cs="Calibri"/>
+                <w:sz w:val="20"/>
+                <w:szCs w:val="20"/>
+              </w:rPr>
+            </w:pPr>
+            <w:r>
+              <w:rPr>
+                <w:rFonts w:ascii="Calibri" w:eastAsia="Times New Roman" w:hAnsi="Calibri" w:cs="Calibri"/>
+                <w:sz w:val="20"/>
+                <w:szCs w:val="20"/>
+              </w:rPr>
+              <w:t>1'044</w:t>
+            </w:r>
+          </w:p>
+        </w:tc>
+      </w:tr>
+      <w:tr>
+        <w:tc>
+          <w:tcPr>
+            <w:tcW w:w="0" w:type="auto"/>
+            <w:tcBorders>
+              <w:top w:val="single" w:sz="6" w:space="0" w:color="8A8A8A"/>
+              <w:left w:val="single" w:sz="6" w:space="0" w:color="8A8A8A"/>
+              <w:bottom w:val="single" w:sz="6" w:space="0" w:color="8A8A8A"/>
+              <w:right w:val="single" w:sz="6" w:space="0" w:color="8A8A8A"/>
+            </w:tcBorders>
+            <w:tcMar>
+              <w:top w:w="60" w:type="dxa"/>
+              <w:left w:w="100" w:type="dxa"/>
+              <w:bottom w:w="60" w:type="dxa"/>
+              <w:right w:w="100" w:type="dxa"/>
+            </w:tcMar>
+            <w:hideMark/>
+          </w:tcPr>
+          <w:p>
+            <w:pPr>
+              <w:rPr>
+                <w:rFonts w:ascii="Calibri" w:eastAsia="Times New Roman" w:hAnsi="Calibri" w:cs="Calibri"/>
+                <w:sz w:val="20"/>
+                <w:szCs w:val="20"/>
+              </w:rPr>
+            </w:pPr>
+            <w:r>
               <w:rPr>
                 <w:rFonts w:ascii="Calibri" w:eastAsia="Times New Roman" w:hAnsi="Calibri" w:cs="Calibri"/>
                 <w:b/>
                 <w:bCs/>
-                <w:color w:val="FFFFFF"/>
+                <w:sz w:val="20"/>
+                <w:szCs w:val="20"/>
+              </w:rPr>
+              <w:t>Budget total</w:t>
+            </w:r>
+          </w:p>
+        </w:tc>
+        <w:tc>
+          <w:tcPr>
+            <w:tcW w:w="0" w:type="auto"/>
+            <w:tcBorders>
+              <w:top w:val="single" w:sz="6" w:space="0" w:color="8A8A8A"/>
+              <w:left w:val="single" w:sz="6" w:space="0" w:color="8A8A8A"/>
+              <w:bottom w:val="single" w:sz="6" w:space="0" w:color="8A8A8A"/>
+              <w:right w:val="single" w:sz="6" w:space="0" w:color="8A8A8A"/>
+            </w:tcBorders>
+            <w:tcMar>
+              <w:top w:w="60" w:type="dxa"/>
+              <w:left w:w="100" w:type="dxa"/>
+              <w:bottom w:w="60" w:type="dxa"/>
+              <w:right w:w="100" w:type="dxa"/>
+            </w:tcMar>
+            <w:hideMark/>
+          </w:tcPr>
+          <w:p>
+            <w:pPr>
+              <w:rPr>
+                <w:rFonts w:ascii="Calibri" w:eastAsia="Times New Roman" w:hAnsi="Calibri" w:cs="Calibri"/>
                 <w:sz w:val="20"/>
                 <w:szCs w:val="20"/>
               </w:rPr>
@@ -2969,721 +2804,10 @@
                 <w:rFonts w:ascii="Calibri" w:eastAsia="Times New Roman" w:hAnsi="Calibri" w:cs="Calibri"/>
                 <w:b/>
                 <w:bCs/>
-                <w:color w:val="FFFFFF"/>
-                <w:sz w:val="20"/>
-                <w:szCs w:val="20"/>
-              </w:rPr>
-              <w:t>Mesure prévue</w:t>
-            </w:r>
-          </w:p>
-        </w:tc>
-      </w:tr>
-      <w:tr>
-        <w:tc>
-          <w:tcPr>
-            <w:tcW w:w="0" w:type="auto"/>
-            <w:tcBorders>
-              <w:top w:val="single" w:sz="6" w:space="0" w:color="8A8A8A"/>
-              <w:left w:val="single" w:sz="6" w:space="0" w:color="8A8A8A"/>
-              <w:bottom w:val="single" w:sz="6" w:space="0" w:color="8A8A8A"/>
-              <w:right w:val="single" w:sz="6" w:space="0" w:color="8A8A8A"/>
-            </w:tcBorders>
-            <w:tcMar>
-              <w:top w:w="60" w:type="dxa"/>
-              <w:left w:w="100" w:type="dxa"/>
-              <w:bottom w:w="60" w:type="dxa"/>
-              <w:right w:w="100" w:type="dxa"/>
-            </w:tcMar>
-            <w:hideMark/>
-          </w:tcPr>
-          <w:p>
-            <w:pPr>
-              <w:rPr>
-                <w:rFonts w:ascii="Calibri" w:eastAsia="Times New Roman" w:hAnsi="Calibri" w:cs="Calibri"/>
-                <w:sz w:val="20"/>
-                <w:szCs w:val="20"/>
-              </w:rPr>
-            </w:pPr>
-            <w:r>
-              <w:rPr>
-                <w:rFonts w:ascii="Calibri" w:eastAsia="Times New Roman" w:hAnsi="Calibri" w:cs="Calibri"/>
-                <w:sz w:val="20"/>
-                <w:szCs w:val="20"/>
-              </w:rPr>
-              <w:t>R2</w:t>
-            </w:r>
-          </w:p>
-        </w:tc>
-        <w:tc>
-          <w:tcPr>
-            <w:tcW w:w="0" w:type="auto"/>
-            <w:tcBorders>
-              <w:top w:val="single" w:sz="6" w:space="0" w:color="8A8A8A"/>
-              <w:left w:val="single" w:sz="6" w:space="0" w:color="8A8A8A"/>
-              <w:bottom w:val="single" w:sz="6" w:space="0" w:color="8A8A8A"/>
-              <w:right w:val="single" w:sz="6" w:space="0" w:color="8A8A8A"/>
-            </w:tcBorders>
-            <w:tcMar>
-              <w:top w:w="60" w:type="dxa"/>
-              <w:left w:w="100" w:type="dxa"/>
-              <w:bottom w:w="60" w:type="dxa"/>
-              <w:right w:w="100" w:type="dxa"/>
-            </w:tcMar>
-            <w:hideMark/>
-          </w:tcPr>
-          <w:p>
-            <w:pPr>
-              <w:rPr>
-                <w:rFonts w:ascii="Calibri" w:eastAsia="Times New Roman" w:hAnsi="Calibri" w:cs="Calibri"/>
-                <w:sz w:val="20"/>
-                <w:szCs w:val="20"/>
-              </w:rPr>
-            </w:pPr>
-            <w:r>
-              <w:rPr>
-                <w:rFonts w:ascii="Calibri" w:eastAsia="Times New Roman" w:hAnsi="Calibri" w:cs="Calibri"/>
-                <w:sz w:val="20"/>
-                <w:szCs w:val="20"/>
-              </w:rPr>
-              <w:t>Documents existants mal organisés, reprise plus longue que prévu</w:t>
-            </w:r>
-          </w:p>
-        </w:tc>
-        <w:tc>
-          <w:tcPr>
-            <w:tcW w:w="0" w:type="auto"/>
-            <w:tcBorders>
-              <w:top w:val="single" w:sz="6" w:space="0" w:color="8A8A8A"/>
-              <w:left w:val="single" w:sz="6" w:space="0" w:color="8A8A8A"/>
-              <w:bottom w:val="single" w:sz="6" w:space="0" w:color="8A8A8A"/>
-              <w:right w:val="single" w:sz="6" w:space="0" w:color="8A8A8A"/>
-            </w:tcBorders>
-            <w:tcMar>
-              <w:top w:w="60" w:type="dxa"/>
-              <w:left w:w="100" w:type="dxa"/>
-              <w:bottom w:w="60" w:type="dxa"/>
-              <w:right w:w="100" w:type="dxa"/>
-            </w:tcMar>
-            <w:hideMark/>
-          </w:tcPr>
-          <w:p>
-            <w:pPr>
-              <w:rPr>
-                <w:rFonts w:ascii="Calibri" w:eastAsia="Times New Roman" w:hAnsi="Calibri" w:cs="Calibri"/>
-                <w:sz w:val="20"/>
-                <w:szCs w:val="20"/>
-              </w:rPr>
-            </w:pPr>
-            <w:r>
-              <w:rPr>
-                <w:rFonts w:ascii="Calibri" w:eastAsia="Times New Roman" w:hAnsi="Calibri" w:cs="Calibri"/>
-                <w:sz w:val="20"/>
-                <w:szCs w:val="20"/>
-              </w:rPr>
-              <w:t>12</w:t>
-            </w:r>
-          </w:p>
-        </w:tc>
-        <w:tc>
-          <w:tcPr>
-            <w:tcW w:w="0" w:type="auto"/>
-            <w:tcBorders>
-              <w:top w:val="single" w:sz="6" w:space="0" w:color="8A8A8A"/>
-              <w:left w:val="single" w:sz="6" w:space="0" w:color="8A8A8A"/>
-              <w:bottom w:val="single" w:sz="6" w:space="0" w:color="8A8A8A"/>
-              <w:right w:val="single" w:sz="6" w:space="0" w:color="8A8A8A"/>
-            </w:tcBorders>
-            <w:tcMar>
-              <w:top w:w="60" w:type="dxa"/>
-              <w:left w:w="100" w:type="dxa"/>
-              <w:bottom w:w="60" w:type="dxa"/>
-              <w:right w:w="100" w:type="dxa"/>
-            </w:tcMar>
-            <w:hideMark/>
-          </w:tcPr>
-          <w:p>
-            <w:pPr>
-              <w:rPr>
-                <w:rFonts w:ascii="Calibri" w:eastAsia="Times New Roman" w:hAnsi="Calibri" w:cs="Calibri"/>
-                <w:sz w:val="20"/>
-                <w:szCs w:val="20"/>
-              </w:rPr>
-            </w:pPr>
-            <w:r>
-              <w:rPr>
-                <w:rFonts w:ascii="Calibri" w:eastAsia="Times New Roman" w:hAnsi="Calibri" w:cs="Calibri"/>
-                <w:sz w:val="20"/>
-                <w:szCs w:val="20"/>
-              </w:rPr>
-              <w:t>Reprendre d'abord les documents les plus utilisés</w:t>
-            </w:r>
-          </w:p>
-        </w:tc>
-      </w:tr>
-      <w:tr>
-        <w:tc>
-          <w:tcPr>
-            <w:tcW w:w="0" w:type="auto"/>
-            <w:tcBorders>
-              <w:top w:val="single" w:sz="6" w:space="0" w:color="8A8A8A"/>
-              <w:left w:val="single" w:sz="6" w:space="0" w:color="8A8A8A"/>
-              <w:bottom w:val="single" w:sz="6" w:space="0" w:color="8A8A8A"/>
-              <w:right w:val="single" w:sz="6" w:space="0" w:color="8A8A8A"/>
-            </w:tcBorders>
-            <w:tcMar>
-              <w:top w:w="60" w:type="dxa"/>
-              <w:left w:w="100" w:type="dxa"/>
-              <w:bottom w:w="60" w:type="dxa"/>
-              <w:right w:w="100" w:type="dxa"/>
-            </w:tcMar>
-            <w:hideMark/>
-          </w:tcPr>
-          <w:p>
-            <w:pPr>
-              <w:rPr>
-                <w:rFonts w:ascii="Calibri" w:eastAsia="Times New Roman" w:hAnsi="Calibri" w:cs="Calibri"/>
-                <w:sz w:val="20"/>
-                <w:szCs w:val="20"/>
-              </w:rPr>
-            </w:pPr>
-            <w:r>
-              <w:rPr>
-                <w:rFonts w:ascii="Calibri" w:eastAsia="Times New Roman" w:hAnsi="Calibri" w:cs="Calibri"/>
-                <w:sz w:val="20"/>
-                <w:szCs w:val="20"/>
-              </w:rPr>
-              <w:t>R3</w:t>
-            </w:r>
-          </w:p>
-        </w:tc>
-        <w:tc>
-          <w:tcPr>
-            <w:tcW w:w="0" w:type="auto"/>
-            <w:tcBorders>
-              <w:top w:val="single" w:sz="6" w:space="0" w:color="8A8A8A"/>
-              <w:left w:val="single" w:sz="6" w:space="0" w:color="8A8A8A"/>
-              <w:bottom w:val="single" w:sz="6" w:space="0" w:color="8A8A8A"/>
-              <w:right w:val="single" w:sz="6" w:space="0" w:color="8A8A8A"/>
-            </w:tcBorders>
-            <w:tcMar>
-              <w:top w:w="60" w:type="dxa"/>
-              <w:left w:w="100" w:type="dxa"/>
-              <w:bottom w:w="60" w:type="dxa"/>
-              <w:right w:w="100" w:type="dxa"/>
-            </w:tcMar>
-            <w:hideMark/>
-          </w:tcPr>
-          <w:p>
-            <w:pPr>
-              <w:rPr>
-                <w:rFonts w:ascii="Calibri" w:eastAsia="Times New Roman" w:hAnsi="Calibri" w:cs="Calibri"/>
-                <w:sz w:val="20"/>
-                <w:szCs w:val="20"/>
-              </w:rPr>
-            </w:pPr>
-            <w:r>
-              <w:rPr>
-                <w:rFonts w:ascii="Calibri" w:eastAsia="Times New Roman" w:hAnsi="Calibri" w:cs="Calibri"/>
-                <w:sz w:val="20"/>
-                <w:szCs w:val="20"/>
-              </w:rPr>
-              <w:t>Référent métier peu disponible</w:t>
-            </w:r>
-          </w:p>
-        </w:tc>
-        <w:tc>
-          <w:tcPr>
-            <w:tcW w:w="0" w:type="auto"/>
-            <w:tcBorders>
-              <w:top w:val="single" w:sz="6" w:space="0" w:color="8A8A8A"/>
-              <w:left w:val="single" w:sz="6" w:space="0" w:color="8A8A8A"/>
-              <w:bottom w:val="single" w:sz="6" w:space="0" w:color="8A8A8A"/>
-              <w:right w:val="single" w:sz="6" w:space="0" w:color="8A8A8A"/>
-            </w:tcBorders>
-            <w:tcMar>
-              <w:top w:w="60" w:type="dxa"/>
-              <w:left w:w="100" w:type="dxa"/>
-              <w:bottom w:w="60" w:type="dxa"/>
-              <w:right w:w="100" w:type="dxa"/>
-            </w:tcMar>
-            <w:hideMark/>
-          </w:tcPr>
-          <w:p>
-            <w:pPr>
-              <w:rPr>
-                <w:rFonts w:ascii="Calibri" w:eastAsia="Times New Roman" w:hAnsi="Calibri" w:cs="Calibri"/>
-                <w:sz w:val="20"/>
-                <w:szCs w:val="20"/>
-              </w:rPr>
-            </w:pPr>
-            <w:r>
-              <w:rPr>
-                <w:rFonts w:ascii="Calibri" w:eastAsia="Times New Roman" w:hAnsi="Calibri" w:cs="Calibri"/>
-                <w:sz w:val="20"/>
-                <w:szCs w:val="20"/>
-              </w:rPr>
-              <w:t>9</w:t>
-            </w:r>
-          </w:p>
-        </w:tc>
-        <w:tc>
-          <w:tcPr>
-            <w:tcW w:w="0" w:type="auto"/>
-            <w:tcBorders>
-              <w:top w:val="single" w:sz="6" w:space="0" w:color="8A8A8A"/>
-              <w:left w:val="single" w:sz="6" w:space="0" w:color="8A8A8A"/>
-              <w:bottom w:val="single" w:sz="6" w:space="0" w:color="8A8A8A"/>
-              <w:right w:val="single" w:sz="6" w:space="0" w:color="8A8A8A"/>
-            </w:tcBorders>
-            <w:tcMar>
-              <w:top w:w="60" w:type="dxa"/>
-              <w:left w:w="100" w:type="dxa"/>
-              <w:bottom w:w="60" w:type="dxa"/>
-              <w:right w:w="100" w:type="dxa"/>
-            </w:tcMar>
-            <w:hideMark/>
-          </w:tcPr>
-          <w:p>
-            <w:pPr>
-              <w:rPr>
-                <w:rFonts w:ascii="Calibri" w:eastAsia="Times New Roman" w:hAnsi="Calibri" w:cs="Calibri"/>
-                <w:sz w:val="20"/>
-                <w:szCs w:val="20"/>
-              </w:rPr>
-            </w:pPr>
-            <w:r>
-              <w:rPr>
-                <w:rFonts w:ascii="Calibri" w:eastAsia="Times New Roman" w:hAnsi="Calibri" w:cs="Calibri"/>
-                <w:sz w:val="20"/>
-                <w:szCs w:val="20"/>
-              </w:rPr>
-              <w:t>Réserver ses créneaux dès le J1</w:t>
-            </w:r>
-          </w:p>
-        </w:tc>
-      </w:tr>
-      <w:tr>
-        <w:tc>
-          <w:tcPr>
-            <w:tcW w:w="0" w:type="auto"/>
-            <w:tcBorders>
-              <w:top w:val="single" w:sz="6" w:space="0" w:color="8A8A8A"/>
-              <w:left w:val="single" w:sz="6" w:space="0" w:color="8A8A8A"/>
-              <w:bottom w:val="single" w:sz="6" w:space="0" w:color="8A8A8A"/>
-              <w:right w:val="single" w:sz="6" w:space="0" w:color="8A8A8A"/>
-            </w:tcBorders>
-            <w:tcMar>
-              <w:top w:w="60" w:type="dxa"/>
-              <w:left w:w="100" w:type="dxa"/>
-              <w:bottom w:w="60" w:type="dxa"/>
-              <w:right w:w="100" w:type="dxa"/>
-            </w:tcMar>
-            <w:hideMark/>
-          </w:tcPr>
-          <w:p>
-            <w:pPr>
-              <w:rPr>
-                <w:rFonts w:ascii="Calibri" w:eastAsia="Times New Roman" w:hAnsi="Calibri" w:cs="Calibri"/>
-                <w:sz w:val="20"/>
-                <w:szCs w:val="20"/>
-              </w:rPr>
-            </w:pPr>
-            <w:r>
-              <w:rPr>
-                <w:rFonts w:ascii="Calibri" w:eastAsia="Times New Roman" w:hAnsi="Calibri" w:cs="Calibri"/>
-                <w:sz w:val="20"/>
-                <w:szCs w:val="20"/>
-              </w:rPr>
-              <w:t>R1</w:t>
-            </w:r>
-          </w:p>
-        </w:tc>
-        <w:tc>
-          <w:tcPr>
-            <w:tcW w:w="0" w:type="auto"/>
-            <w:tcBorders>
-              <w:top w:val="single" w:sz="6" w:space="0" w:color="8A8A8A"/>
-              <w:left w:val="single" w:sz="6" w:space="0" w:color="8A8A8A"/>
-              <w:bottom w:val="single" w:sz="6" w:space="0" w:color="8A8A8A"/>
-              <w:right w:val="single" w:sz="6" w:space="0" w:color="8A8A8A"/>
-            </w:tcBorders>
-            <w:tcMar>
-              <w:top w:w="60" w:type="dxa"/>
-              <w:left w:w="100" w:type="dxa"/>
-              <w:bottom w:w="60" w:type="dxa"/>
-              <w:right w:w="100" w:type="dxa"/>
-            </w:tcMar>
-            <w:hideMark/>
-          </w:tcPr>
-          <w:p>
-            <w:pPr>
-              <w:rPr>
-                <w:rFonts w:ascii="Calibri" w:eastAsia="Times New Roman" w:hAnsi="Calibri" w:cs="Calibri"/>
-                <w:sz w:val="20"/>
-                <w:szCs w:val="20"/>
-              </w:rPr>
-            </w:pPr>
-            <w:r>
-              <w:rPr>
-                <w:rFonts w:ascii="Calibri" w:eastAsia="Times New Roman" w:hAnsi="Calibri" w:cs="Calibri"/>
-                <w:sz w:val="20"/>
-                <w:szCs w:val="20"/>
-              </w:rPr>
-              <w:t>La machine virtuelle n'est pas prête le J1</w:t>
-            </w:r>
-          </w:p>
-        </w:tc>
-        <w:tc>
-          <w:tcPr>
-            <w:tcW w:w="0" w:type="auto"/>
-            <w:tcBorders>
-              <w:top w:val="single" w:sz="6" w:space="0" w:color="8A8A8A"/>
-              <w:left w:val="single" w:sz="6" w:space="0" w:color="8A8A8A"/>
-              <w:bottom w:val="single" w:sz="6" w:space="0" w:color="8A8A8A"/>
-              <w:right w:val="single" w:sz="6" w:space="0" w:color="8A8A8A"/>
-            </w:tcBorders>
-            <w:tcMar>
-              <w:top w:w="60" w:type="dxa"/>
-              <w:left w:w="100" w:type="dxa"/>
-              <w:bottom w:w="60" w:type="dxa"/>
-              <w:right w:w="100" w:type="dxa"/>
-            </w:tcMar>
-            <w:hideMark/>
-          </w:tcPr>
-          <w:p>
-            <w:pPr>
-              <w:rPr>
-                <w:rFonts w:ascii="Calibri" w:eastAsia="Times New Roman" w:hAnsi="Calibri" w:cs="Calibri"/>
-                <w:sz w:val="20"/>
-                <w:szCs w:val="20"/>
-              </w:rPr>
-            </w:pPr>
-            <w:r>
-              <w:rPr>
-                <w:rFonts w:ascii="Calibri" w:eastAsia="Times New Roman" w:hAnsi="Calibri" w:cs="Calibri"/>
-                <w:sz w:val="20"/>
-                <w:szCs w:val="20"/>
-              </w:rPr>
-              <w:t>8</w:t>
-            </w:r>
-          </w:p>
-        </w:tc>
-        <w:tc>
-          <w:tcPr>
-            <w:tcW w:w="0" w:type="auto"/>
-            <w:tcBorders>
-              <w:top w:val="single" w:sz="6" w:space="0" w:color="8A8A8A"/>
-              <w:left w:val="single" w:sz="6" w:space="0" w:color="8A8A8A"/>
-              <w:bottom w:val="single" w:sz="6" w:space="0" w:color="8A8A8A"/>
-              <w:right w:val="single" w:sz="6" w:space="0" w:color="8A8A8A"/>
-            </w:tcBorders>
-            <w:tcMar>
-              <w:top w:w="60" w:type="dxa"/>
-              <w:left w:w="100" w:type="dxa"/>
-              <w:bottom w:w="60" w:type="dxa"/>
-              <w:right w:w="100" w:type="dxa"/>
-            </w:tcMar>
-            <w:hideMark/>
-          </w:tcPr>
-          <w:p>
-            <w:pPr>
-              <w:rPr>
-                <w:rFonts w:ascii="Calibri" w:eastAsia="Times New Roman" w:hAnsi="Calibri" w:cs="Calibri"/>
-                <w:sz w:val="20"/>
-                <w:szCs w:val="20"/>
-              </w:rPr>
-            </w:pPr>
-            <w:r>
-              <w:rPr>
-                <w:rFonts w:ascii="Calibri" w:eastAsia="Times New Roman" w:hAnsi="Calibri" w:cs="Calibri"/>
-                <w:sz w:val="20"/>
-                <w:szCs w:val="20"/>
-              </w:rPr>
-              <w:t>Demande faite avant la semaine, solution de secours</w:t>
-            </w:r>
-          </w:p>
-        </w:tc>
-      </w:tr>
-      <w:tr>
-        <w:tc>
-          <w:tcPr>
-            <w:tcW w:w="0" w:type="auto"/>
-            <w:tcBorders>
-              <w:top w:val="single" w:sz="6" w:space="0" w:color="8A8A8A"/>
-              <w:left w:val="single" w:sz="6" w:space="0" w:color="8A8A8A"/>
-              <w:bottom w:val="single" w:sz="6" w:space="0" w:color="8A8A8A"/>
-              <w:right w:val="single" w:sz="6" w:space="0" w:color="8A8A8A"/>
-            </w:tcBorders>
-            <w:tcMar>
-              <w:top w:w="60" w:type="dxa"/>
-              <w:left w:w="100" w:type="dxa"/>
-              <w:bottom w:w="60" w:type="dxa"/>
-              <w:right w:w="100" w:type="dxa"/>
-            </w:tcMar>
-            <w:hideMark/>
-          </w:tcPr>
-          <w:p>
-            <w:pPr>
-              <w:rPr>
-                <w:rFonts w:ascii="Calibri" w:eastAsia="Times New Roman" w:hAnsi="Calibri" w:cs="Calibri"/>
-                <w:sz w:val="20"/>
-                <w:szCs w:val="20"/>
-              </w:rPr>
-            </w:pPr>
-            <w:r>
-              <w:rPr>
-                <w:rFonts w:ascii="Calibri" w:eastAsia="Times New Roman" w:hAnsi="Calibri" w:cs="Calibri"/>
-                <w:sz w:val="20"/>
-                <w:szCs w:val="20"/>
-              </w:rPr>
-              <w:t>R4</w:t>
-            </w:r>
-          </w:p>
-        </w:tc>
-        <w:tc>
-          <w:tcPr>
-            <w:tcW w:w="0" w:type="auto"/>
-            <w:tcBorders>
-              <w:top w:val="single" w:sz="6" w:space="0" w:color="8A8A8A"/>
-              <w:left w:val="single" w:sz="6" w:space="0" w:color="8A8A8A"/>
-              <w:bottom w:val="single" w:sz="6" w:space="0" w:color="8A8A8A"/>
-              <w:right w:val="single" w:sz="6" w:space="0" w:color="8A8A8A"/>
-            </w:tcBorders>
-            <w:tcMar>
-              <w:top w:w="60" w:type="dxa"/>
-              <w:left w:w="100" w:type="dxa"/>
-              <w:bottom w:w="60" w:type="dxa"/>
-              <w:right w:w="100" w:type="dxa"/>
-            </w:tcMar>
-            <w:hideMark/>
-          </w:tcPr>
-          <w:p>
-            <w:pPr>
-              <w:rPr>
-                <w:rFonts w:ascii="Calibri" w:eastAsia="Times New Roman" w:hAnsi="Calibri" w:cs="Calibri"/>
-                <w:sz w:val="20"/>
-                <w:szCs w:val="20"/>
-              </w:rPr>
-            </w:pPr>
-            <w:r>
-              <w:rPr>
-                <w:rFonts w:ascii="Calibri" w:eastAsia="Times New Roman" w:hAnsi="Calibri" w:cs="Calibri"/>
-                <w:sz w:val="20"/>
-                <w:szCs w:val="20"/>
-              </w:rPr>
-              <w:t>Problème de connexion avec les comptes de l'entreprise</w:t>
-            </w:r>
-          </w:p>
-        </w:tc>
-        <w:tc>
-          <w:tcPr>
-            <w:tcW w:w="0" w:type="auto"/>
-            <w:tcBorders>
-              <w:top w:val="single" w:sz="6" w:space="0" w:color="8A8A8A"/>
-              <w:left w:val="single" w:sz="6" w:space="0" w:color="8A8A8A"/>
-              <w:bottom w:val="single" w:sz="6" w:space="0" w:color="8A8A8A"/>
-              <w:right w:val="single" w:sz="6" w:space="0" w:color="8A8A8A"/>
-            </w:tcBorders>
-            <w:tcMar>
-              <w:top w:w="60" w:type="dxa"/>
-              <w:left w:w="100" w:type="dxa"/>
-              <w:bottom w:w="60" w:type="dxa"/>
-              <w:right w:w="100" w:type="dxa"/>
-            </w:tcMar>
-            <w:hideMark/>
-          </w:tcPr>
-          <w:p>
-            <w:pPr>
-              <w:rPr>
-                <w:rFonts w:ascii="Calibri" w:eastAsia="Times New Roman" w:hAnsi="Calibri" w:cs="Calibri"/>
-                <w:sz w:val="20"/>
-                <w:szCs w:val="20"/>
-              </w:rPr>
-            </w:pPr>
-            <w:r>
-              <w:rPr>
-                <w:rFonts w:ascii="Calibri" w:eastAsia="Times New Roman" w:hAnsi="Calibri" w:cs="Calibri"/>
-                <w:sz w:val="20"/>
-                <w:szCs w:val="20"/>
-              </w:rPr>
-              <w:t>6</w:t>
-            </w:r>
-          </w:p>
-        </w:tc>
-        <w:tc>
-          <w:tcPr>
-            <w:tcW w:w="0" w:type="auto"/>
-            <w:tcBorders>
-              <w:top w:val="single" w:sz="6" w:space="0" w:color="8A8A8A"/>
-              <w:left w:val="single" w:sz="6" w:space="0" w:color="8A8A8A"/>
-              <w:bottom w:val="single" w:sz="6" w:space="0" w:color="8A8A8A"/>
-              <w:right w:val="single" w:sz="6" w:space="0" w:color="8A8A8A"/>
-            </w:tcBorders>
-            <w:tcMar>
-              <w:top w:w="60" w:type="dxa"/>
-              <w:left w:w="100" w:type="dxa"/>
-              <w:bottom w:w="60" w:type="dxa"/>
-              <w:right w:w="100" w:type="dxa"/>
-            </w:tcMar>
-            <w:hideMark/>
-          </w:tcPr>
-          <w:p>
-            <w:pPr>
-              <w:rPr>
-                <w:rFonts w:ascii="Calibri" w:eastAsia="Times New Roman" w:hAnsi="Calibri" w:cs="Calibri"/>
-                <w:sz w:val="20"/>
-                <w:szCs w:val="20"/>
-              </w:rPr>
-            </w:pPr>
-            <w:r>
-              <w:rPr>
-                <w:rFonts w:ascii="Calibri" w:eastAsia="Times New Roman" w:hAnsi="Calibri" w:cs="Calibri"/>
-                <w:sz w:val="20"/>
-                <w:szCs w:val="20"/>
-              </w:rPr>
-              <w:t>Test dès le J2, connexion locale en secours</w:t>
-            </w:r>
-          </w:p>
-        </w:tc>
-      </w:tr>
-      <w:tr>
-        <w:tc>
-          <w:tcPr>
-            <w:tcW w:w="0" w:type="auto"/>
-            <w:tcBorders>
-              <w:top w:val="single" w:sz="6" w:space="0" w:color="8A8A8A"/>
-              <w:left w:val="single" w:sz="6" w:space="0" w:color="8A8A8A"/>
-              <w:bottom w:val="single" w:sz="6" w:space="0" w:color="8A8A8A"/>
-              <w:right w:val="single" w:sz="6" w:space="0" w:color="8A8A8A"/>
-            </w:tcBorders>
-            <w:tcMar>
-              <w:top w:w="60" w:type="dxa"/>
-              <w:left w:w="100" w:type="dxa"/>
-              <w:bottom w:w="60" w:type="dxa"/>
-              <w:right w:w="100" w:type="dxa"/>
-            </w:tcMar>
-            <w:hideMark/>
-          </w:tcPr>
-          <w:p>
-            <w:pPr>
-              <w:rPr>
-                <w:rFonts w:ascii="Calibri" w:eastAsia="Times New Roman" w:hAnsi="Calibri" w:cs="Calibri"/>
-                <w:sz w:val="20"/>
-                <w:szCs w:val="20"/>
-              </w:rPr>
-            </w:pPr>
-            <w:r>
-              <w:rPr>
-                <w:rFonts w:ascii="Calibri" w:eastAsia="Times New Roman" w:hAnsi="Calibri" w:cs="Calibri"/>
-                <w:sz w:val="20"/>
-                <w:szCs w:val="20"/>
-              </w:rPr>
-              <w:t>R5</w:t>
-            </w:r>
-          </w:p>
-        </w:tc>
-        <w:tc>
-          <w:tcPr>
-            <w:tcW w:w="0" w:type="auto"/>
-            <w:tcBorders>
-              <w:top w:val="single" w:sz="6" w:space="0" w:color="8A8A8A"/>
-              <w:left w:val="single" w:sz="6" w:space="0" w:color="8A8A8A"/>
-              <w:bottom w:val="single" w:sz="6" w:space="0" w:color="8A8A8A"/>
-              <w:right w:val="single" w:sz="6" w:space="0" w:color="8A8A8A"/>
-            </w:tcBorders>
-            <w:tcMar>
-              <w:top w:w="60" w:type="dxa"/>
-              <w:left w:w="100" w:type="dxa"/>
-              <w:bottom w:w="60" w:type="dxa"/>
-              <w:right w:w="100" w:type="dxa"/>
-            </w:tcMar>
-            <w:hideMark/>
-          </w:tcPr>
-          <w:p>
-            <w:pPr>
-              <w:rPr>
-                <w:rFonts w:ascii="Calibri" w:eastAsia="Times New Roman" w:hAnsi="Calibri" w:cs="Calibri"/>
-                <w:sz w:val="20"/>
-                <w:szCs w:val="20"/>
-              </w:rPr>
-            </w:pPr>
-            <w:r>
-              <w:rPr>
-                <w:rFonts w:ascii="Calibri" w:eastAsia="Times New Roman" w:hAnsi="Calibri" w:cs="Calibri"/>
-                <w:sz w:val="20"/>
-                <w:szCs w:val="20"/>
-              </w:rPr>
-              <w:t>Peu de participants à la formation</w:t>
-            </w:r>
-          </w:p>
-        </w:tc>
-        <w:tc>
-          <w:tcPr>
-            <w:tcW w:w="0" w:type="auto"/>
-            <w:tcBorders>
-              <w:top w:val="single" w:sz="6" w:space="0" w:color="8A8A8A"/>
-              <w:left w:val="single" w:sz="6" w:space="0" w:color="8A8A8A"/>
-              <w:bottom w:val="single" w:sz="6" w:space="0" w:color="8A8A8A"/>
-              <w:right w:val="single" w:sz="6" w:space="0" w:color="8A8A8A"/>
-            </w:tcBorders>
-            <w:tcMar>
-              <w:top w:w="60" w:type="dxa"/>
-              <w:left w:w="100" w:type="dxa"/>
-              <w:bottom w:w="60" w:type="dxa"/>
-              <w:right w:w="100" w:type="dxa"/>
-            </w:tcMar>
-            <w:hideMark/>
-          </w:tcPr>
-          <w:p>
-            <w:pPr>
-              <w:rPr>
-                <w:rFonts w:ascii="Calibri" w:eastAsia="Times New Roman" w:hAnsi="Calibri" w:cs="Calibri"/>
-                <w:sz w:val="20"/>
-                <w:szCs w:val="20"/>
-              </w:rPr>
-            </w:pPr>
-            <w:r>
-              <w:rPr>
-                <w:rFonts w:ascii="Calibri" w:eastAsia="Times New Roman" w:hAnsi="Calibri" w:cs="Calibri"/>
-                <w:sz w:val="20"/>
-                <w:szCs w:val="20"/>
-              </w:rPr>
-              <w:t>4</w:t>
-            </w:r>
-          </w:p>
-        </w:tc>
-        <w:tc>
-          <w:tcPr>
-            <w:tcW w:w="0" w:type="auto"/>
-            <w:tcBorders>
-              <w:top w:val="single" w:sz="6" w:space="0" w:color="8A8A8A"/>
-              <w:left w:val="single" w:sz="6" w:space="0" w:color="8A8A8A"/>
-              <w:bottom w:val="single" w:sz="6" w:space="0" w:color="8A8A8A"/>
-              <w:right w:val="single" w:sz="6" w:space="0" w:color="8A8A8A"/>
-            </w:tcBorders>
-            <w:tcMar>
-              <w:top w:w="60" w:type="dxa"/>
-              <w:left w:w="100" w:type="dxa"/>
-              <w:bottom w:w="60" w:type="dxa"/>
-              <w:right w:w="100" w:type="dxa"/>
-            </w:tcMar>
-            <w:hideMark/>
-          </w:tcPr>
-          <w:p>
-            <w:pPr>
-              <w:rPr>
-                <w:rFonts w:ascii="Calibri" w:eastAsia="Times New Roman" w:hAnsi="Calibri" w:cs="Calibri"/>
-                <w:sz w:val="20"/>
-                <w:szCs w:val="20"/>
-              </w:rPr>
-            </w:pPr>
-            <w:r>
-              <w:rPr>
-                <w:rFonts w:ascii="Calibri" w:eastAsia="Times New Roman" w:hAnsi="Calibri" w:cs="Calibri"/>
-                <w:sz w:val="20"/>
-                <w:szCs w:val="20"/>
-              </w:rPr>
-              <w:t>Formation courte et guide d'une page</w:t>
+                <w:sz w:val="20"/>
+                <w:szCs w:val="20"/>
+              </w:rPr>
+              <w:t>11'484</w:t>
             </w:r>
           </w:p>
         </w:tc>
@@ -3691,142 +2815,6 @@
     </w:tbl>
     <w:p>
       <w:pPr>
-        <w:pStyle w:val="Titre2"/>
-        <w:rPr>
-          <w:rFonts w:ascii="Calibri" w:eastAsia="Times New Roman" w:hAnsi="Calibri" w:cs="Calibri"/>
-        </w:rPr>
-      </w:pPr>
-      <w:r>
-        <w:rPr>
-          <w:rFonts w:ascii="Calibri" w:eastAsia="Times New Roman" w:hAnsi="Calibri" w:cs="Calibri"/>
-        </w:rPr>
-        <w:t>8. Suivi et indicateurs</w:t>
-      </w:r>
-    </w:p>
-    <w:p>
-      <w:pPr>
-        <w:pStyle w:val="NormalWeb"/>
-        <w:rPr>
-          <w:rFonts w:ascii="Calibri" w:hAnsi="Calibri" w:cs="Calibri"/>
-          <w:sz w:val="22"/>
-          <w:szCs w:val="22"/>
-        </w:rPr>
-      </w:pPr>
-      <w:r>
-        <w:rPr>
-          <w:rFonts w:ascii="Calibri" w:hAnsi="Calibri" w:cs="Calibri"/>
-          <w:sz w:val="22"/>
-          <w:szCs w:val="22"/>
-        </w:rPr>
-        <w:t>Chaque soir, je note dans le tableau de bord (onglet Suivi) le coût réel de la journée et l'avancement réel. L'écart avec le prévu et le statut se calculent automatiquement :</w:t>
-      </w:r>
-    </w:p>
-    <w:p>
-      <w:pPr>
-        <w:numPr>
-          <w:ilvl w:val="0"/>
-          <w:numId w:val="3"/>
-        </w:numPr>
-        <w:spacing w:before="100" w:beforeAutospacing="1" w:after="100" w:afterAutospacing="1"/>
-        <w:rPr>
-          <w:rFonts w:ascii="Calibri" w:eastAsia="Times New Roman" w:hAnsi="Calibri" w:cs="Calibri"/>
-          <w:sz w:val="22"/>
-          <w:szCs w:val="22"/>
-        </w:rPr>
-      </w:pPr>
-      <w:r>
-        <w:rPr>
-          <w:rFonts w:ascii="Calibri" w:eastAsia="Times New Roman" w:hAnsi="Calibri" w:cs="Calibri"/>
-          <w:b/>
-          <w:bCs/>
-          <w:sz w:val="22"/>
-          <w:szCs w:val="22"/>
-        </w:rPr>
-        <w:t>Coût :</w:t>
-      </w:r>
-      <w:r>
-        <w:rPr>
-          <w:rFonts w:ascii="Calibri" w:eastAsia="Times New Roman" w:hAnsi="Calibri" w:cs="Calibri"/>
-          <w:sz w:val="22"/>
-          <w:szCs w:val="22"/>
-        </w:rPr>
-        <w:t xml:space="preserve"> </w:t>
-      </w:r>
-      <w:r>
-        <w:rPr>
-          <w:rFonts w:ascii="Calibri" w:eastAsia="Times New Roman" w:hAnsi="Calibri" w:cs="Calibri"/>
-          <w:sz w:val="22"/>
-          <w:szCs w:val="22"/>
-        </w:rPr>
-        <w:t>coût réel cumulé comparé au coût prévu cumulé. Si l'écart dépasse la réserve (CHF 1'044), une alerte s'affiche et le comité doit décider.</w:t>
-      </w:r>
-    </w:p>
-    <w:p>
-      <w:pPr>
-        <w:numPr>
-          <w:ilvl w:val="0"/>
-          <w:numId w:val="3"/>
-        </w:numPr>
-        <w:spacing w:before="100" w:beforeAutospacing="1" w:after="100" w:afterAutospacing="1"/>
-        <w:rPr>
-          <w:rFonts w:ascii="Calibri" w:eastAsia="Times New Roman" w:hAnsi="Calibri" w:cs="Calibri"/>
-          <w:sz w:val="22"/>
-          <w:szCs w:val="22"/>
-        </w:rPr>
-      </w:pPr>
-      <w:r>
-        <w:rPr>
-          <w:rFonts w:ascii="Calibri" w:eastAsia="Times New Roman" w:hAnsi="Calibri" w:cs="Calibri"/>
-          <w:b/>
-          <w:bCs/>
-          <w:sz w:val="22"/>
-          <w:szCs w:val="22"/>
-        </w:rPr>
-        <w:t>Délai :</w:t>
-      </w:r>
-      <w:r>
-        <w:rPr>
-          <w:rFonts w:ascii="Calibri" w:eastAsia="Times New Roman" w:hAnsi="Calibri" w:cs="Calibri"/>
-          <w:sz w:val="22"/>
-          <w:szCs w:val="22"/>
-        </w:rPr>
-        <w:t xml:space="preserve"> avancement réel comparé à l'avancement prévu (27 % le J1, 45 % le J2, 64 % le J3, 83 % le J4, 100 % le J5).</w:t>
-      </w:r>
-    </w:p>
-    <w:p>
-      <w:pPr>
-        <w:numPr>
-          <w:ilvl w:val="0"/>
-          <w:numId w:val="3"/>
-        </w:numPr>
-        <w:spacing w:before="100" w:beforeAutospacing="1" w:after="100" w:afterAutospacing="1"/>
-        <w:rPr>
-          <w:rFonts w:ascii="Calibri" w:eastAsia="Times New Roman" w:hAnsi="Calibri" w:cs="Calibri"/>
-          <w:sz w:val="22"/>
-          <w:szCs w:val="22"/>
-        </w:rPr>
-      </w:pPr>
-      <w:r>
-        <w:rPr>
-          <w:rFonts w:ascii="Calibri" w:eastAsia="Times New Roman" w:hAnsi="Calibri" w:cs="Calibri"/>
-          <w:b/>
-          <w:bCs/>
-          <w:sz w:val="22"/>
-          <w:szCs w:val="22"/>
-        </w:rPr>
-        <w:t>Risques :</w:t>
-      </w:r>
-      <w:r>
-        <w:rPr>
-          <w:rFonts w:ascii="Calibri" w:eastAsia="Times New Roman" w:hAnsi="Calibri" w:cs="Calibri"/>
-          <w:sz w:val="22"/>
-          <w:szCs w:val="22"/>
-        </w:rPr>
-        <w:t xml:space="preserve"> relecture du registre à chaque comité.</w:t>
-      </w:r>
-    </w:p>
-    <w:p>
-      <w:pPr>
         <w:pStyle w:val="NormalWeb"/>
         <w:rPr>
           <w:rFonts w:ascii="Calibri" w:hAnsi="Calibri" w:cs="Calibri"/>
@@ -3842,7 +2830,7 @@
           <w:szCs w:val="22"/>
         </w:rPr>
         <w:drawing>
-          <wp:inline distT="0" distB="0" distL="0" distR="0" wp14:anchorId="4421A893" wp14:editId="37508117">
+          <wp:inline distT="0" distB="0" distL="0" distR="0" wp14:anchorId="7E1130C4" wp14:editId="5F23D23E">
             <wp:extent cx="6096000" cy="9703299"/>
             <wp:effectExtent l="0" t="0" r="0" b="0"/>
             <wp:docPr id="3" name="Image 3"/>
@@ -3902,6 +2890,1120 @@
         <w:rPr>
           <w:rFonts w:ascii="Calibri" w:eastAsia="Times New Roman" w:hAnsi="Calibri" w:cs="Calibri"/>
         </w:rPr>
+        <w:t>7. Risques</w:t>
+      </w:r>
+    </w:p>
+    <w:tbl>
+      <w:tblPr>
+        <w:tblW w:w="5000" w:type="pct"/>
+        <w:tblCellMar>
+          <w:top w:w="15" w:type="dxa"/>
+          <w:left w:w="15" w:type="dxa"/>
+          <w:bottom w:w="15" w:type="dxa"/>
+          <w:right w:w="15" w:type="dxa"/>
+        </w:tblCellMar>
+        <w:tblLook w:val="04A0" w:firstRow="1" w:lastRow="0" w:firstColumn="1" w:lastColumn="0" w:noHBand="0" w:noVBand="1"/>
+      </w:tblPr>
+      <w:tblGrid>
+        <w:gridCol w:w="410"/>
+        <w:gridCol w:w="4400"/>
+        <w:gridCol w:w="658"/>
+        <w:gridCol w:w="3588"/>
+      </w:tblGrid>
+      <w:tr>
+        <w:tc>
+          <w:tcPr>
+            <w:tcW w:w="0" w:type="auto"/>
+            <w:tcBorders>
+              <w:top w:val="single" w:sz="6" w:space="0" w:color="8A8A8A"/>
+              <w:left w:val="single" w:sz="6" w:space="0" w:color="8A8A8A"/>
+              <w:bottom w:val="single" w:sz="6" w:space="0" w:color="8A8A8A"/>
+              <w:right w:val="single" w:sz="6" w:space="0" w:color="8A8A8A"/>
+            </w:tcBorders>
+            <w:shd w:val="clear" w:color="auto" w:fill="1F4E79"/>
+            <w:tcMar>
+              <w:top w:w="60" w:type="dxa"/>
+              <w:left w:w="100" w:type="dxa"/>
+              <w:bottom w:w="60" w:type="dxa"/>
+              <w:right w:w="100" w:type="dxa"/>
+            </w:tcMar>
+            <w:hideMark/>
+          </w:tcPr>
+          <w:p>
+            <w:pPr>
+              <w:rPr>
+                <w:rFonts w:ascii="Calibri" w:eastAsia="Times New Roman" w:hAnsi="Calibri" w:cs="Calibri"/>
+                <w:b/>
+                <w:bCs/>
+                <w:color w:val="FFFFFF"/>
+                <w:sz w:val="20"/>
+                <w:szCs w:val="20"/>
+              </w:rPr>
+            </w:pPr>
+            <w:r>
+              <w:rPr>
+                <w:rFonts w:ascii="Calibri" w:eastAsia="Times New Roman" w:hAnsi="Calibri" w:cs="Calibri"/>
+                <w:b/>
+                <w:bCs/>
+                <w:color w:val="FFFFFF"/>
+                <w:sz w:val="20"/>
+                <w:szCs w:val="20"/>
+              </w:rPr>
+              <w:t>ID</w:t>
+            </w:r>
+          </w:p>
+        </w:tc>
+        <w:tc>
+          <w:tcPr>
+            <w:tcW w:w="0" w:type="auto"/>
+            <w:tcBorders>
+              <w:top w:val="single" w:sz="6" w:space="0" w:color="8A8A8A"/>
+              <w:left w:val="single" w:sz="6" w:space="0" w:color="8A8A8A"/>
+              <w:bottom w:val="single" w:sz="6" w:space="0" w:color="8A8A8A"/>
+              <w:right w:val="single" w:sz="6" w:space="0" w:color="8A8A8A"/>
+            </w:tcBorders>
+            <w:shd w:val="clear" w:color="auto" w:fill="1F4E79"/>
+            <w:tcMar>
+              <w:top w:w="60" w:type="dxa"/>
+              <w:left w:w="100" w:type="dxa"/>
+              <w:bottom w:w="60" w:type="dxa"/>
+              <w:right w:w="100" w:type="dxa"/>
+            </w:tcMar>
+            <w:hideMark/>
+          </w:tcPr>
+          <w:p>
+            <w:pPr>
+              <w:rPr>
+                <w:rFonts w:ascii="Calibri" w:eastAsia="Times New Roman" w:hAnsi="Calibri" w:cs="Calibri"/>
+                <w:b/>
+                <w:bCs/>
+                <w:color w:val="FFFFFF"/>
+                <w:sz w:val="20"/>
+                <w:szCs w:val="20"/>
+              </w:rPr>
+            </w:pPr>
+            <w:r>
+              <w:rPr>
+                <w:rFonts w:ascii="Calibri" w:eastAsia="Times New Roman" w:hAnsi="Calibri" w:cs="Calibri"/>
+                <w:b/>
+                <w:bCs/>
+                <w:color w:val="FFFFFF"/>
+                <w:sz w:val="20"/>
+                <w:szCs w:val="20"/>
+              </w:rPr>
+              <w:t>Risque</w:t>
+            </w:r>
+          </w:p>
+        </w:tc>
+        <w:tc>
+          <w:tcPr>
+            <w:tcW w:w="0" w:type="auto"/>
+            <w:tcBorders>
+              <w:top w:val="single" w:sz="6" w:space="0" w:color="8A8A8A"/>
+              <w:left w:val="single" w:sz="6" w:space="0" w:color="8A8A8A"/>
+              <w:bottom w:val="single" w:sz="6" w:space="0" w:color="8A8A8A"/>
+              <w:right w:val="single" w:sz="6" w:space="0" w:color="8A8A8A"/>
+            </w:tcBorders>
+            <w:shd w:val="clear" w:color="auto" w:fill="1F4E79"/>
+            <w:tcMar>
+              <w:top w:w="60" w:type="dxa"/>
+              <w:left w:w="100" w:type="dxa"/>
+              <w:bottom w:w="60" w:type="dxa"/>
+              <w:right w:w="100" w:type="dxa"/>
+            </w:tcMar>
+            <w:hideMark/>
+          </w:tcPr>
+          <w:p>
+            <w:pPr>
+              <w:rPr>
+                <w:rFonts w:ascii="Calibri" w:eastAsia="Times New Roman" w:hAnsi="Calibri" w:cs="Calibri"/>
+                <w:b/>
+                <w:bCs/>
+                <w:color w:val="FFFFFF"/>
+                <w:sz w:val="20"/>
+                <w:szCs w:val="20"/>
+              </w:rPr>
+            </w:pPr>
+            <w:r>
+              <w:rPr>
+                <w:rFonts w:ascii="Calibri" w:eastAsia="Times New Roman" w:hAnsi="Calibri" w:cs="Calibri"/>
+                <w:b/>
+                <w:bCs/>
+                <w:color w:val="FFFFFF"/>
+                <w:sz w:val="20"/>
+                <w:szCs w:val="20"/>
+              </w:rPr>
+              <w:t>Score</w:t>
+            </w:r>
+          </w:p>
+        </w:tc>
+        <w:tc>
+          <w:tcPr>
+            <w:tcW w:w="0" w:type="auto"/>
+            <w:tcBorders>
+              <w:top w:val="single" w:sz="6" w:space="0" w:color="8A8A8A"/>
+              <w:left w:val="single" w:sz="6" w:space="0" w:color="8A8A8A"/>
+              <w:bottom w:val="single" w:sz="6" w:space="0" w:color="8A8A8A"/>
+              <w:right w:val="single" w:sz="6" w:space="0" w:color="8A8A8A"/>
+            </w:tcBorders>
+            <w:shd w:val="clear" w:color="auto" w:fill="1F4E79"/>
+            <w:tcMar>
+              <w:top w:w="60" w:type="dxa"/>
+              <w:left w:w="100" w:type="dxa"/>
+              <w:bottom w:w="60" w:type="dxa"/>
+              <w:right w:w="100" w:type="dxa"/>
+            </w:tcMar>
+            <w:hideMark/>
+          </w:tcPr>
+          <w:p>
+            <w:pPr>
+              <w:rPr>
+                <w:rFonts w:ascii="Calibri" w:eastAsia="Times New Roman" w:hAnsi="Calibri" w:cs="Calibri"/>
+                <w:b/>
+                <w:bCs/>
+                <w:color w:val="FFFFFF"/>
+                <w:sz w:val="20"/>
+                <w:szCs w:val="20"/>
+              </w:rPr>
+            </w:pPr>
+            <w:r>
+              <w:rPr>
+                <w:rFonts w:ascii="Calibri" w:eastAsia="Times New Roman" w:hAnsi="Calibri" w:cs="Calibri"/>
+                <w:b/>
+                <w:bCs/>
+                <w:color w:val="FFFFFF"/>
+                <w:sz w:val="20"/>
+                <w:szCs w:val="20"/>
+              </w:rPr>
+              <w:t>Mesure prévue</w:t>
+            </w:r>
+          </w:p>
+        </w:tc>
+      </w:tr>
+      <w:tr>
+        <w:tc>
+          <w:tcPr>
+            <w:tcW w:w="0" w:type="auto"/>
+            <w:tcBorders>
+              <w:top w:val="single" w:sz="6" w:space="0" w:color="8A8A8A"/>
+              <w:left w:val="single" w:sz="6" w:space="0" w:color="8A8A8A"/>
+              <w:bottom w:val="single" w:sz="6" w:space="0" w:color="8A8A8A"/>
+              <w:right w:val="single" w:sz="6" w:space="0" w:color="8A8A8A"/>
+            </w:tcBorders>
+            <w:tcMar>
+              <w:top w:w="60" w:type="dxa"/>
+              <w:left w:w="100" w:type="dxa"/>
+              <w:bottom w:w="60" w:type="dxa"/>
+              <w:right w:w="100" w:type="dxa"/>
+            </w:tcMar>
+            <w:hideMark/>
+          </w:tcPr>
+          <w:p>
+            <w:pPr>
+              <w:rPr>
+                <w:rFonts w:ascii="Calibri" w:eastAsia="Times New Roman" w:hAnsi="Calibri" w:cs="Calibri"/>
+                <w:sz w:val="20"/>
+                <w:szCs w:val="20"/>
+              </w:rPr>
+            </w:pPr>
+            <w:r>
+              <w:rPr>
+                <w:rFonts w:ascii="Calibri" w:eastAsia="Times New Roman" w:hAnsi="Calibri" w:cs="Calibri"/>
+                <w:sz w:val="20"/>
+                <w:szCs w:val="20"/>
+              </w:rPr>
+              <w:t>R2</w:t>
+            </w:r>
+          </w:p>
+        </w:tc>
+        <w:tc>
+          <w:tcPr>
+            <w:tcW w:w="0" w:type="auto"/>
+            <w:tcBorders>
+              <w:top w:val="single" w:sz="6" w:space="0" w:color="8A8A8A"/>
+              <w:left w:val="single" w:sz="6" w:space="0" w:color="8A8A8A"/>
+              <w:bottom w:val="single" w:sz="6" w:space="0" w:color="8A8A8A"/>
+              <w:right w:val="single" w:sz="6" w:space="0" w:color="8A8A8A"/>
+            </w:tcBorders>
+            <w:tcMar>
+              <w:top w:w="60" w:type="dxa"/>
+              <w:left w:w="100" w:type="dxa"/>
+              <w:bottom w:w="60" w:type="dxa"/>
+              <w:right w:w="100" w:type="dxa"/>
+            </w:tcMar>
+            <w:hideMark/>
+          </w:tcPr>
+          <w:p>
+            <w:pPr>
+              <w:rPr>
+                <w:rFonts w:ascii="Calibri" w:eastAsia="Times New Roman" w:hAnsi="Calibri" w:cs="Calibri"/>
+                <w:sz w:val="20"/>
+                <w:szCs w:val="20"/>
+              </w:rPr>
+            </w:pPr>
+            <w:r>
+              <w:rPr>
+                <w:rFonts w:ascii="Calibri" w:eastAsia="Times New Roman" w:hAnsi="Calibri" w:cs="Calibri"/>
+                <w:sz w:val="20"/>
+                <w:szCs w:val="20"/>
+              </w:rPr>
+              <w:t>Documents existants mal organisés, reprise plus longue que prévu</w:t>
+            </w:r>
+          </w:p>
+        </w:tc>
+        <w:tc>
+          <w:tcPr>
+            <w:tcW w:w="0" w:type="auto"/>
+            <w:tcBorders>
+              <w:top w:val="single" w:sz="6" w:space="0" w:color="8A8A8A"/>
+              <w:left w:val="single" w:sz="6" w:space="0" w:color="8A8A8A"/>
+              <w:bottom w:val="single" w:sz="6" w:space="0" w:color="8A8A8A"/>
+              <w:right w:val="single" w:sz="6" w:space="0" w:color="8A8A8A"/>
+            </w:tcBorders>
+            <w:tcMar>
+              <w:top w:w="60" w:type="dxa"/>
+              <w:left w:w="100" w:type="dxa"/>
+              <w:bottom w:w="60" w:type="dxa"/>
+              <w:right w:w="100" w:type="dxa"/>
+            </w:tcMar>
+            <w:hideMark/>
+          </w:tcPr>
+          <w:p>
+            <w:pPr>
+              <w:rPr>
+                <w:rFonts w:ascii="Calibri" w:eastAsia="Times New Roman" w:hAnsi="Calibri" w:cs="Calibri"/>
+                <w:sz w:val="20"/>
+                <w:szCs w:val="20"/>
+              </w:rPr>
+            </w:pPr>
+            <w:r>
+              <w:rPr>
+                <w:rFonts w:ascii="Calibri" w:eastAsia="Times New Roman" w:hAnsi="Calibri" w:cs="Calibri"/>
+                <w:sz w:val="20"/>
+                <w:szCs w:val="20"/>
+              </w:rPr>
+              <w:t>12</w:t>
+            </w:r>
+          </w:p>
+        </w:tc>
+        <w:tc>
+          <w:tcPr>
+            <w:tcW w:w="0" w:type="auto"/>
+            <w:tcBorders>
+              <w:top w:val="single" w:sz="6" w:space="0" w:color="8A8A8A"/>
+              <w:left w:val="single" w:sz="6" w:space="0" w:color="8A8A8A"/>
+              <w:bottom w:val="single" w:sz="6" w:space="0" w:color="8A8A8A"/>
+              <w:right w:val="single" w:sz="6" w:space="0" w:color="8A8A8A"/>
+            </w:tcBorders>
+            <w:tcMar>
+              <w:top w:w="60" w:type="dxa"/>
+              <w:left w:w="100" w:type="dxa"/>
+              <w:bottom w:w="60" w:type="dxa"/>
+              <w:right w:w="100" w:type="dxa"/>
+            </w:tcMar>
+            <w:hideMark/>
+          </w:tcPr>
+          <w:p>
+            <w:pPr>
+              <w:rPr>
+                <w:rFonts w:ascii="Calibri" w:eastAsia="Times New Roman" w:hAnsi="Calibri" w:cs="Calibri"/>
+                <w:sz w:val="20"/>
+                <w:szCs w:val="20"/>
+              </w:rPr>
+            </w:pPr>
+            <w:r>
+              <w:rPr>
+                <w:rFonts w:ascii="Calibri" w:eastAsia="Times New Roman" w:hAnsi="Calibri" w:cs="Calibri"/>
+                <w:sz w:val="20"/>
+                <w:szCs w:val="20"/>
+              </w:rPr>
+              <w:t>Reprendre d'abord les documents les plus utilisés</w:t>
+            </w:r>
+          </w:p>
+        </w:tc>
+      </w:tr>
+      <w:tr>
+        <w:tc>
+          <w:tcPr>
+            <w:tcW w:w="0" w:type="auto"/>
+            <w:tcBorders>
+              <w:top w:val="single" w:sz="6" w:space="0" w:color="8A8A8A"/>
+              <w:left w:val="single" w:sz="6" w:space="0" w:color="8A8A8A"/>
+              <w:bottom w:val="single" w:sz="6" w:space="0" w:color="8A8A8A"/>
+              <w:right w:val="single" w:sz="6" w:space="0" w:color="8A8A8A"/>
+            </w:tcBorders>
+            <w:tcMar>
+              <w:top w:w="60" w:type="dxa"/>
+              <w:left w:w="100" w:type="dxa"/>
+              <w:bottom w:w="60" w:type="dxa"/>
+              <w:right w:w="100" w:type="dxa"/>
+            </w:tcMar>
+            <w:hideMark/>
+          </w:tcPr>
+          <w:p>
+            <w:pPr>
+              <w:rPr>
+                <w:rFonts w:ascii="Calibri" w:eastAsia="Times New Roman" w:hAnsi="Calibri" w:cs="Calibri"/>
+                <w:sz w:val="20"/>
+                <w:szCs w:val="20"/>
+              </w:rPr>
+            </w:pPr>
+            <w:r>
+              <w:rPr>
+                <w:rFonts w:ascii="Calibri" w:eastAsia="Times New Roman" w:hAnsi="Calibri" w:cs="Calibri"/>
+                <w:sz w:val="20"/>
+                <w:szCs w:val="20"/>
+              </w:rPr>
+              <w:t>R3</w:t>
+            </w:r>
+          </w:p>
+        </w:tc>
+        <w:tc>
+          <w:tcPr>
+            <w:tcW w:w="0" w:type="auto"/>
+            <w:tcBorders>
+              <w:top w:val="single" w:sz="6" w:space="0" w:color="8A8A8A"/>
+              <w:left w:val="single" w:sz="6" w:space="0" w:color="8A8A8A"/>
+              <w:bottom w:val="single" w:sz="6" w:space="0" w:color="8A8A8A"/>
+              <w:right w:val="single" w:sz="6" w:space="0" w:color="8A8A8A"/>
+            </w:tcBorders>
+            <w:tcMar>
+              <w:top w:w="60" w:type="dxa"/>
+              <w:left w:w="100" w:type="dxa"/>
+              <w:bottom w:w="60" w:type="dxa"/>
+              <w:right w:w="100" w:type="dxa"/>
+            </w:tcMar>
+            <w:hideMark/>
+          </w:tcPr>
+          <w:p>
+            <w:pPr>
+              <w:rPr>
+                <w:rFonts w:ascii="Calibri" w:eastAsia="Times New Roman" w:hAnsi="Calibri" w:cs="Calibri"/>
+                <w:sz w:val="20"/>
+                <w:szCs w:val="20"/>
+              </w:rPr>
+            </w:pPr>
+            <w:r>
+              <w:rPr>
+                <w:rFonts w:ascii="Calibri" w:eastAsia="Times New Roman" w:hAnsi="Calibri" w:cs="Calibri"/>
+                <w:sz w:val="20"/>
+                <w:szCs w:val="20"/>
+              </w:rPr>
+              <w:t>Référent métier peu disponible</w:t>
+            </w:r>
+          </w:p>
+        </w:tc>
+        <w:tc>
+          <w:tcPr>
+            <w:tcW w:w="0" w:type="auto"/>
+            <w:tcBorders>
+              <w:top w:val="single" w:sz="6" w:space="0" w:color="8A8A8A"/>
+              <w:left w:val="single" w:sz="6" w:space="0" w:color="8A8A8A"/>
+              <w:bottom w:val="single" w:sz="6" w:space="0" w:color="8A8A8A"/>
+              <w:right w:val="single" w:sz="6" w:space="0" w:color="8A8A8A"/>
+            </w:tcBorders>
+            <w:tcMar>
+              <w:top w:w="60" w:type="dxa"/>
+              <w:left w:w="100" w:type="dxa"/>
+              <w:bottom w:w="60" w:type="dxa"/>
+              <w:right w:w="100" w:type="dxa"/>
+            </w:tcMar>
+            <w:hideMark/>
+          </w:tcPr>
+          <w:p>
+            <w:pPr>
+              <w:rPr>
+                <w:rFonts w:ascii="Calibri" w:eastAsia="Times New Roman" w:hAnsi="Calibri" w:cs="Calibri"/>
+                <w:sz w:val="20"/>
+                <w:szCs w:val="20"/>
+              </w:rPr>
+            </w:pPr>
+            <w:r>
+              <w:rPr>
+                <w:rFonts w:ascii="Calibri" w:eastAsia="Times New Roman" w:hAnsi="Calibri" w:cs="Calibri"/>
+                <w:sz w:val="20"/>
+                <w:szCs w:val="20"/>
+              </w:rPr>
+              <w:t>9</w:t>
+            </w:r>
+          </w:p>
+        </w:tc>
+        <w:tc>
+          <w:tcPr>
+            <w:tcW w:w="0" w:type="auto"/>
+            <w:tcBorders>
+              <w:top w:val="single" w:sz="6" w:space="0" w:color="8A8A8A"/>
+              <w:left w:val="single" w:sz="6" w:space="0" w:color="8A8A8A"/>
+              <w:bottom w:val="single" w:sz="6" w:space="0" w:color="8A8A8A"/>
+              <w:right w:val="single" w:sz="6" w:space="0" w:color="8A8A8A"/>
+            </w:tcBorders>
+            <w:tcMar>
+              <w:top w:w="60" w:type="dxa"/>
+              <w:left w:w="100" w:type="dxa"/>
+              <w:bottom w:w="60" w:type="dxa"/>
+              <w:right w:w="100" w:type="dxa"/>
+            </w:tcMar>
+            <w:hideMark/>
+          </w:tcPr>
+          <w:p>
+            <w:pPr>
+              <w:rPr>
+                <w:rFonts w:ascii="Calibri" w:eastAsia="Times New Roman" w:hAnsi="Calibri" w:cs="Calibri"/>
+                <w:sz w:val="20"/>
+                <w:szCs w:val="20"/>
+              </w:rPr>
+            </w:pPr>
+            <w:r>
+              <w:rPr>
+                <w:rFonts w:ascii="Calibri" w:eastAsia="Times New Roman" w:hAnsi="Calibri" w:cs="Calibri"/>
+                <w:sz w:val="20"/>
+                <w:szCs w:val="20"/>
+              </w:rPr>
+              <w:t>Réserver ses créneaux dès le J1</w:t>
+            </w:r>
+          </w:p>
+        </w:tc>
+      </w:tr>
+      <w:tr>
+        <w:tc>
+          <w:tcPr>
+            <w:tcW w:w="0" w:type="auto"/>
+            <w:tcBorders>
+              <w:top w:val="single" w:sz="6" w:space="0" w:color="8A8A8A"/>
+              <w:left w:val="single" w:sz="6" w:space="0" w:color="8A8A8A"/>
+              <w:bottom w:val="single" w:sz="6" w:space="0" w:color="8A8A8A"/>
+              <w:right w:val="single" w:sz="6" w:space="0" w:color="8A8A8A"/>
+            </w:tcBorders>
+            <w:tcMar>
+              <w:top w:w="60" w:type="dxa"/>
+              <w:left w:w="100" w:type="dxa"/>
+              <w:bottom w:w="60" w:type="dxa"/>
+              <w:right w:w="100" w:type="dxa"/>
+            </w:tcMar>
+            <w:hideMark/>
+          </w:tcPr>
+          <w:p>
+            <w:pPr>
+              <w:rPr>
+                <w:rFonts w:ascii="Calibri" w:eastAsia="Times New Roman" w:hAnsi="Calibri" w:cs="Calibri"/>
+                <w:sz w:val="20"/>
+                <w:szCs w:val="20"/>
+              </w:rPr>
+            </w:pPr>
+            <w:r>
+              <w:rPr>
+                <w:rFonts w:ascii="Calibri" w:eastAsia="Times New Roman" w:hAnsi="Calibri" w:cs="Calibri"/>
+                <w:sz w:val="20"/>
+                <w:szCs w:val="20"/>
+              </w:rPr>
+              <w:t>R1</w:t>
+            </w:r>
+          </w:p>
+        </w:tc>
+        <w:tc>
+          <w:tcPr>
+            <w:tcW w:w="0" w:type="auto"/>
+            <w:tcBorders>
+              <w:top w:val="single" w:sz="6" w:space="0" w:color="8A8A8A"/>
+              <w:left w:val="single" w:sz="6" w:space="0" w:color="8A8A8A"/>
+              <w:bottom w:val="single" w:sz="6" w:space="0" w:color="8A8A8A"/>
+              <w:right w:val="single" w:sz="6" w:space="0" w:color="8A8A8A"/>
+            </w:tcBorders>
+            <w:tcMar>
+              <w:top w:w="60" w:type="dxa"/>
+              <w:left w:w="100" w:type="dxa"/>
+              <w:bottom w:w="60" w:type="dxa"/>
+              <w:right w:w="100" w:type="dxa"/>
+            </w:tcMar>
+            <w:hideMark/>
+          </w:tcPr>
+          <w:p>
+            <w:pPr>
+              <w:rPr>
+                <w:rFonts w:ascii="Calibri" w:eastAsia="Times New Roman" w:hAnsi="Calibri" w:cs="Calibri"/>
+                <w:sz w:val="20"/>
+                <w:szCs w:val="20"/>
+              </w:rPr>
+            </w:pPr>
+            <w:r>
+              <w:rPr>
+                <w:rFonts w:ascii="Calibri" w:eastAsia="Times New Roman" w:hAnsi="Calibri" w:cs="Calibri"/>
+                <w:sz w:val="20"/>
+                <w:szCs w:val="20"/>
+              </w:rPr>
+              <w:t>La machine virtuelle n'est pas prête le J1</w:t>
+            </w:r>
+          </w:p>
+        </w:tc>
+        <w:tc>
+          <w:tcPr>
+            <w:tcW w:w="0" w:type="auto"/>
+            <w:tcBorders>
+              <w:top w:val="single" w:sz="6" w:space="0" w:color="8A8A8A"/>
+              <w:left w:val="single" w:sz="6" w:space="0" w:color="8A8A8A"/>
+              <w:bottom w:val="single" w:sz="6" w:space="0" w:color="8A8A8A"/>
+              <w:right w:val="single" w:sz="6" w:space="0" w:color="8A8A8A"/>
+            </w:tcBorders>
+            <w:tcMar>
+              <w:top w:w="60" w:type="dxa"/>
+              <w:left w:w="100" w:type="dxa"/>
+              <w:bottom w:w="60" w:type="dxa"/>
+              <w:right w:w="100" w:type="dxa"/>
+            </w:tcMar>
+            <w:hideMark/>
+          </w:tcPr>
+          <w:p>
+            <w:pPr>
+              <w:rPr>
+                <w:rFonts w:ascii="Calibri" w:eastAsia="Times New Roman" w:hAnsi="Calibri" w:cs="Calibri"/>
+                <w:sz w:val="20"/>
+                <w:szCs w:val="20"/>
+              </w:rPr>
+            </w:pPr>
+            <w:r>
+              <w:rPr>
+                <w:rFonts w:ascii="Calibri" w:eastAsia="Times New Roman" w:hAnsi="Calibri" w:cs="Calibri"/>
+                <w:sz w:val="20"/>
+                <w:szCs w:val="20"/>
+              </w:rPr>
+              <w:t>8</w:t>
+            </w:r>
+          </w:p>
+        </w:tc>
+        <w:tc>
+          <w:tcPr>
+            <w:tcW w:w="0" w:type="auto"/>
+            <w:tcBorders>
+              <w:top w:val="single" w:sz="6" w:space="0" w:color="8A8A8A"/>
+              <w:left w:val="single" w:sz="6" w:space="0" w:color="8A8A8A"/>
+              <w:bottom w:val="single" w:sz="6" w:space="0" w:color="8A8A8A"/>
+              <w:right w:val="single" w:sz="6" w:space="0" w:color="8A8A8A"/>
+            </w:tcBorders>
+            <w:tcMar>
+              <w:top w:w="60" w:type="dxa"/>
+              <w:left w:w="100" w:type="dxa"/>
+              <w:bottom w:w="60" w:type="dxa"/>
+              <w:right w:w="100" w:type="dxa"/>
+            </w:tcMar>
+            <w:hideMark/>
+          </w:tcPr>
+          <w:p>
+            <w:pPr>
+              <w:rPr>
+                <w:rFonts w:ascii="Calibri" w:eastAsia="Times New Roman" w:hAnsi="Calibri" w:cs="Calibri"/>
+                <w:sz w:val="20"/>
+                <w:szCs w:val="20"/>
+              </w:rPr>
+            </w:pPr>
+            <w:r>
+              <w:rPr>
+                <w:rFonts w:ascii="Calibri" w:eastAsia="Times New Roman" w:hAnsi="Calibri" w:cs="Calibri"/>
+                <w:sz w:val="20"/>
+                <w:szCs w:val="20"/>
+              </w:rPr>
+              <w:t>Demande faite avant la semaine, solution de secours</w:t>
+            </w:r>
+          </w:p>
+        </w:tc>
+      </w:tr>
+      <w:tr>
+        <w:tc>
+          <w:tcPr>
+            <w:tcW w:w="0" w:type="auto"/>
+            <w:tcBorders>
+              <w:top w:val="single" w:sz="6" w:space="0" w:color="8A8A8A"/>
+              <w:left w:val="single" w:sz="6" w:space="0" w:color="8A8A8A"/>
+              <w:bottom w:val="single" w:sz="6" w:space="0" w:color="8A8A8A"/>
+              <w:right w:val="single" w:sz="6" w:space="0" w:color="8A8A8A"/>
+            </w:tcBorders>
+            <w:tcMar>
+              <w:top w:w="60" w:type="dxa"/>
+              <w:left w:w="100" w:type="dxa"/>
+              <w:bottom w:w="60" w:type="dxa"/>
+              <w:right w:w="100" w:type="dxa"/>
+            </w:tcMar>
+            <w:hideMark/>
+          </w:tcPr>
+          <w:p>
+            <w:pPr>
+              <w:rPr>
+                <w:rFonts w:ascii="Calibri" w:eastAsia="Times New Roman" w:hAnsi="Calibri" w:cs="Calibri"/>
+                <w:sz w:val="20"/>
+                <w:szCs w:val="20"/>
+              </w:rPr>
+            </w:pPr>
+            <w:r>
+              <w:rPr>
+                <w:rFonts w:ascii="Calibri" w:eastAsia="Times New Roman" w:hAnsi="Calibri" w:cs="Calibri"/>
+                <w:sz w:val="20"/>
+                <w:szCs w:val="20"/>
+              </w:rPr>
+              <w:t>R4</w:t>
+            </w:r>
+          </w:p>
+        </w:tc>
+        <w:tc>
+          <w:tcPr>
+            <w:tcW w:w="0" w:type="auto"/>
+            <w:tcBorders>
+              <w:top w:val="single" w:sz="6" w:space="0" w:color="8A8A8A"/>
+              <w:left w:val="single" w:sz="6" w:space="0" w:color="8A8A8A"/>
+              <w:bottom w:val="single" w:sz="6" w:space="0" w:color="8A8A8A"/>
+              <w:right w:val="single" w:sz="6" w:space="0" w:color="8A8A8A"/>
+            </w:tcBorders>
+            <w:tcMar>
+              <w:top w:w="60" w:type="dxa"/>
+              <w:left w:w="100" w:type="dxa"/>
+              <w:bottom w:w="60" w:type="dxa"/>
+              <w:right w:w="100" w:type="dxa"/>
+            </w:tcMar>
+            <w:hideMark/>
+          </w:tcPr>
+          <w:p>
+            <w:pPr>
+              <w:rPr>
+                <w:rFonts w:ascii="Calibri" w:eastAsia="Times New Roman" w:hAnsi="Calibri" w:cs="Calibri"/>
+                <w:sz w:val="20"/>
+                <w:szCs w:val="20"/>
+              </w:rPr>
+            </w:pPr>
+            <w:r>
+              <w:rPr>
+                <w:rFonts w:ascii="Calibri" w:eastAsia="Times New Roman" w:hAnsi="Calibri" w:cs="Calibri"/>
+                <w:sz w:val="20"/>
+                <w:szCs w:val="20"/>
+              </w:rPr>
+              <w:t>Problème de connexion avec les comptes de l'entreprise</w:t>
+            </w:r>
+          </w:p>
+        </w:tc>
+        <w:tc>
+          <w:tcPr>
+            <w:tcW w:w="0" w:type="auto"/>
+            <w:tcBorders>
+              <w:top w:val="single" w:sz="6" w:space="0" w:color="8A8A8A"/>
+              <w:left w:val="single" w:sz="6" w:space="0" w:color="8A8A8A"/>
+              <w:bottom w:val="single" w:sz="6" w:space="0" w:color="8A8A8A"/>
+              <w:right w:val="single" w:sz="6" w:space="0" w:color="8A8A8A"/>
+            </w:tcBorders>
+            <w:tcMar>
+              <w:top w:w="60" w:type="dxa"/>
+              <w:left w:w="100" w:type="dxa"/>
+              <w:bottom w:w="60" w:type="dxa"/>
+              <w:right w:w="100" w:type="dxa"/>
+            </w:tcMar>
+            <w:hideMark/>
+          </w:tcPr>
+          <w:p>
+            <w:pPr>
+              <w:rPr>
+                <w:rFonts w:ascii="Calibri" w:eastAsia="Times New Roman" w:hAnsi="Calibri" w:cs="Calibri"/>
+                <w:sz w:val="20"/>
+                <w:szCs w:val="20"/>
+              </w:rPr>
+            </w:pPr>
+            <w:r>
+              <w:rPr>
+                <w:rFonts w:ascii="Calibri" w:eastAsia="Times New Roman" w:hAnsi="Calibri" w:cs="Calibri"/>
+                <w:sz w:val="20"/>
+                <w:szCs w:val="20"/>
+              </w:rPr>
+              <w:t>6</w:t>
+            </w:r>
+          </w:p>
+        </w:tc>
+        <w:tc>
+          <w:tcPr>
+            <w:tcW w:w="0" w:type="auto"/>
+            <w:tcBorders>
+              <w:top w:val="single" w:sz="6" w:space="0" w:color="8A8A8A"/>
+              <w:left w:val="single" w:sz="6" w:space="0" w:color="8A8A8A"/>
+              <w:bottom w:val="single" w:sz="6" w:space="0" w:color="8A8A8A"/>
+              <w:right w:val="single" w:sz="6" w:space="0" w:color="8A8A8A"/>
+            </w:tcBorders>
+            <w:tcMar>
+              <w:top w:w="60" w:type="dxa"/>
+              <w:left w:w="100" w:type="dxa"/>
+              <w:bottom w:w="60" w:type="dxa"/>
+              <w:right w:w="100" w:type="dxa"/>
+            </w:tcMar>
+            <w:hideMark/>
+          </w:tcPr>
+          <w:p>
+            <w:pPr>
+              <w:rPr>
+                <w:rFonts w:ascii="Calibri" w:eastAsia="Times New Roman" w:hAnsi="Calibri" w:cs="Calibri"/>
+                <w:sz w:val="20"/>
+                <w:szCs w:val="20"/>
+              </w:rPr>
+            </w:pPr>
+            <w:r>
+              <w:rPr>
+                <w:rFonts w:ascii="Calibri" w:eastAsia="Times New Roman" w:hAnsi="Calibri" w:cs="Calibri"/>
+                <w:sz w:val="20"/>
+                <w:szCs w:val="20"/>
+              </w:rPr>
+              <w:t>Test dès le J2, connexion locale en secours</w:t>
+            </w:r>
+          </w:p>
+        </w:tc>
+      </w:tr>
+      <w:tr>
+        <w:tc>
+          <w:tcPr>
+            <w:tcW w:w="0" w:type="auto"/>
+            <w:tcBorders>
+              <w:top w:val="single" w:sz="6" w:space="0" w:color="8A8A8A"/>
+              <w:left w:val="single" w:sz="6" w:space="0" w:color="8A8A8A"/>
+              <w:bottom w:val="single" w:sz="6" w:space="0" w:color="8A8A8A"/>
+              <w:right w:val="single" w:sz="6" w:space="0" w:color="8A8A8A"/>
+            </w:tcBorders>
+            <w:tcMar>
+              <w:top w:w="60" w:type="dxa"/>
+              <w:left w:w="100" w:type="dxa"/>
+              <w:bottom w:w="60" w:type="dxa"/>
+              <w:right w:w="100" w:type="dxa"/>
+            </w:tcMar>
+            <w:hideMark/>
+          </w:tcPr>
+          <w:p>
+            <w:pPr>
+              <w:rPr>
+                <w:rFonts w:ascii="Calibri" w:eastAsia="Times New Roman" w:hAnsi="Calibri" w:cs="Calibri"/>
+                <w:sz w:val="20"/>
+                <w:szCs w:val="20"/>
+              </w:rPr>
+            </w:pPr>
+            <w:r>
+              <w:rPr>
+                <w:rFonts w:ascii="Calibri" w:eastAsia="Times New Roman" w:hAnsi="Calibri" w:cs="Calibri"/>
+                <w:sz w:val="20"/>
+                <w:szCs w:val="20"/>
+              </w:rPr>
+              <w:t>R5</w:t>
+            </w:r>
+          </w:p>
+        </w:tc>
+        <w:tc>
+          <w:tcPr>
+            <w:tcW w:w="0" w:type="auto"/>
+            <w:tcBorders>
+              <w:top w:val="single" w:sz="6" w:space="0" w:color="8A8A8A"/>
+              <w:left w:val="single" w:sz="6" w:space="0" w:color="8A8A8A"/>
+              <w:bottom w:val="single" w:sz="6" w:space="0" w:color="8A8A8A"/>
+              <w:right w:val="single" w:sz="6" w:space="0" w:color="8A8A8A"/>
+            </w:tcBorders>
+            <w:tcMar>
+              <w:top w:w="60" w:type="dxa"/>
+              <w:left w:w="100" w:type="dxa"/>
+              <w:bottom w:w="60" w:type="dxa"/>
+              <w:right w:w="100" w:type="dxa"/>
+            </w:tcMar>
+            <w:hideMark/>
+          </w:tcPr>
+          <w:p>
+            <w:pPr>
+              <w:rPr>
+                <w:rFonts w:ascii="Calibri" w:eastAsia="Times New Roman" w:hAnsi="Calibri" w:cs="Calibri"/>
+                <w:sz w:val="20"/>
+                <w:szCs w:val="20"/>
+              </w:rPr>
+            </w:pPr>
+            <w:r>
+              <w:rPr>
+                <w:rFonts w:ascii="Calibri" w:eastAsia="Times New Roman" w:hAnsi="Calibri" w:cs="Calibri"/>
+                <w:sz w:val="20"/>
+                <w:szCs w:val="20"/>
+              </w:rPr>
+              <w:t>Peu de participants à la formation</w:t>
+            </w:r>
+          </w:p>
+        </w:tc>
+        <w:tc>
+          <w:tcPr>
+            <w:tcW w:w="0" w:type="auto"/>
+            <w:tcBorders>
+              <w:top w:val="single" w:sz="6" w:space="0" w:color="8A8A8A"/>
+              <w:left w:val="single" w:sz="6" w:space="0" w:color="8A8A8A"/>
+              <w:bottom w:val="single" w:sz="6" w:space="0" w:color="8A8A8A"/>
+              <w:right w:val="single" w:sz="6" w:space="0" w:color="8A8A8A"/>
+            </w:tcBorders>
+            <w:tcMar>
+              <w:top w:w="60" w:type="dxa"/>
+              <w:left w:w="100" w:type="dxa"/>
+              <w:bottom w:w="60" w:type="dxa"/>
+              <w:right w:w="100" w:type="dxa"/>
+            </w:tcMar>
+            <w:hideMark/>
+          </w:tcPr>
+          <w:p>
+            <w:pPr>
+              <w:rPr>
+                <w:rFonts w:ascii="Calibri" w:eastAsia="Times New Roman" w:hAnsi="Calibri" w:cs="Calibri"/>
+                <w:sz w:val="20"/>
+                <w:szCs w:val="20"/>
+              </w:rPr>
+            </w:pPr>
+            <w:r>
+              <w:rPr>
+                <w:rFonts w:ascii="Calibri" w:eastAsia="Times New Roman" w:hAnsi="Calibri" w:cs="Calibri"/>
+                <w:sz w:val="20"/>
+                <w:szCs w:val="20"/>
+              </w:rPr>
+              <w:t>4</w:t>
+            </w:r>
+          </w:p>
+        </w:tc>
+        <w:tc>
+          <w:tcPr>
+            <w:tcW w:w="0" w:type="auto"/>
+            <w:tcBorders>
+              <w:top w:val="single" w:sz="6" w:space="0" w:color="8A8A8A"/>
+              <w:left w:val="single" w:sz="6" w:space="0" w:color="8A8A8A"/>
+              <w:bottom w:val="single" w:sz="6" w:space="0" w:color="8A8A8A"/>
+              <w:right w:val="single" w:sz="6" w:space="0" w:color="8A8A8A"/>
+            </w:tcBorders>
+            <w:tcMar>
+              <w:top w:w="60" w:type="dxa"/>
+              <w:left w:w="100" w:type="dxa"/>
+              <w:bottom w:w="60" w:type="dxa"/>
+              <w:right w:w="100" w:type="dxa"/>
+            </w:tcMar>
+            <w:hideMark/>
+          </w:tcPr>
+          <w:p>
+            <w:pPr>
+              <w:rPr>
+                <w:rFonts w:ascii="Calibri" w:eastAsia="Times New Roman" w:hAnsi="Calibri" w:cs="Calibri"/>
+                <w:sz w:val="20"/>
+                <w:szCs w:val="20"/>
+              </w:rPr>
+            </w:pPr>
+            <w:r>
+              <w:rPr>
+                <w:rFonts w:ascii="Calibri" w:eastAsia="Times New Roman" w:hAnsi="Calibri" w:cs="Calibri"/>
+                <w:sz w:val="20"/>
+                <w:szCs w:val="20"/>
+              </w:rPr>
+              <w:t>Formation courte et guide d'une page</w:t>
+            </w:r>
+          </w:p>
+        </w:tc>
+      </w:tr>
+    </w:tbl>
+    <w:p>
+      <w:pPr>
+        <w:pStyle w:val="Titre2"/>
+        <w:rPr>
+          <w:rFonts w:ascii="Calibri" w:eastAsia="Times New Roman" w:hAnsi="Calibri" w:cs="Calibri"/>
+        </w:rPr>
+      </w:pPr>
+      <w:r>
+        <w:rPr>
+          <w:rFonts w:ascii="Calibri" w:eastAsia="Times New Roman" w:hAnsi="Calibri" w:cs="Calibri"/>
+        </w:rPr>
+        <w:t>8. Suivi et indicateurs</w:t>
+      </w:r>
+    </w:p>
+    <w:p>
+      <w:pPr>
+        <w:pStyle w:val="NormalWeb"/>
+        <w:rPr>
+          <w:rFonts w:ascii="Calibri" w:hAnsi="Calibri" w:cs="Calibri"/>
+          <w:sz w:val="22"/>
+          <w:szCs w:val="22"/>
+        </w:rPr>
+      </w:pPr>
+      <w:r>
+        <w:rPr>
+          <w:rFonts w:ascii="Calibri" w:hAnsi="Calibri" w:cs="Calibri"/>
+          <w:sz w:val="22"/>
+          <w:szCs w:val="22"/>
+        </w:rPr>
+        <w:t>Chaque soir, je note dans le tableau de bord (onglet Suivi) le coût réel de la journée et l'avancement réel. L'écart avec le prévu et le statut se calculent automatiquement :</w:t>
+      </w:r>
+    </w:p>
+    <w:p>
+      <w:pPr>
+        <w:numPr>
+          <w:ilvl w:val="0"/>
+          <w:numId w:val="3"/>
+        </w:numPr>
+        <w:spacing w:before="100" w:beforeAutospacing="1" w:after="100" w:afterAutospacing="1"/>
+        <w:rPr>
+          <w:rFonts w:ascii="Calibri" w:eastAsia="Times New Roman" w:hAnsi="Calibri" w:cs="Calibri"/>
+          <w:sz w:val="22"/>
+          <w:szCs w:val="22"/>
+        </w:rPr>
+      </w:pPr>
+      <w:r>
+        <w:rPr>
+          <w:rFonts w:ascii="Calibri" w:eastAsia="Times New Roman" w:hAnsi="Calibri" w:cs="Calibri"/>
+          <w:b/>
+          <w:bCs/>
+          <w:sz w:val="22"/>
+          <w:szCs w:val="22"/>
+        </w:rPr>
+        <w:t>Coût :</w:t>
+      </w:r>
+      <w:r>
+        <w:rPr>
+          <w:rFonts w:ascii="Calibri" w:eastAsia="Times New Roman" w:hAnsi="Calibri" w:cs="Calibri"/>
+          <w:sz w:val="22"/>
+          <w:szCs w:val="22"/>
+        </w:rPr>
+        <w:t xml:space="preserve"> </w:t>
+      </w:r>
+      <w:r>
+        <w:rPr>
+          <w:rFonts w:ascii="Calibri" w:eastAsia="Times New Roman" w:hAnsi="Calibri" w:cs="Calibri"/>
+          <w:sz w:val="22"/>
+          <w:szCs w:val="22"/>
+        </w:rPr>
+        <w:t>coût réel cumulé comparé au coût prévu cumulé. Si l'écart dépasse la réserve (CHF 1'044), une alerte s'affiche et le comité doit décider.</w:t>
+      </w:r>
+    </w:p>
+    <w:p>
+      <w:pPr>
+        <w:numPr>
+          <w:ilvl w:val="0"/>
+          <w:numId w:val="3"/>
+        </w:numPr>
+        <w:spacing w:before="100" w:beforeAutospacing="1" w:after="100" w:afterAutospacing="1"/>
+        <w:rPr>
+          <w:rFonts w:ascii="Calibri" w:eastAsia="Times New Roman" w:hAnsi="Calibri" w:cs="Calibri"/>
+          <w:sz w:val="22"/>
+          <w:szCs w:val="22"/>
+        </w:rPr>
+      </w:pPr>
+      <w:r>
+        <w:rPr>
+          <w:rFonts w:ascii="Calibri" w:eastAsia="Times New Roman" w:hAnsi="Calibri" w:cs="Calibri"/>
+          <w:b/>
+          <w:bCs/>
+          <w:sz w:val="22"/>
+          <w:szCs w:val="22"/>
+        </w:rPr>
+        <w:t>Délai :</w:t>
+      </w:r>
+      <w:r>
+        <w:rPr>
+          <w:rFonts w:ascii="Calibri" w:eastAsia="Times New Roman" w:hAnsi="Calibri" w:cs="Calibri"/>
+          <w:sz w:val="22"/>
+          <w:szCs w:val="22"/>
+        </w:rPr>
+        <w:t xml:space="preserve"> avancement réel comparé à l'avancement prévu (27 % le J1, 45 % le J2, 64 % le J3, 83 % le J4, 100 % le J5).</w:t>
+      </w:r>
+    </w:p>
+    <w:p>
+      <w:pPr>
+        <w:numPr>
+          <w:ilvl w:val="0"/>
+          <w:numId w:val="3"/>
+        </w:numPr>
+        <w:spacing w:before="100" w:beforeAutospacing="1" w:after="100" w:afterAutospacing="1"/>
+        <w:rPr>
+          <w:rFonts w:ascii="Calibri" w:eastAsia="Times New Roman" w:hAnsi="Calibri" w:cs="Calibri"/>
+          <w:sz w:val="22"/>
+          <w:szCs w:val="22"/>
+        </w:rPr>
+      </w:pPr>
+      <w:r>
+        <w:rPr>
+          <w:rFonts w:ascii="Calibri" w:eastAsia="Times New Roman" w:hAnsi="Calibri" w:cs="Calibri"/>
+          <w:b/>
+          <w:bCs/>
+          <w:sz w:val="22"/>
+          <w:szCs w:val="22"/>
+        </w:rPr>
+        <w:t>Risques :</w:t>
+      </w:r>
+      <w:r>
+        <w:rPr>
+          <w:rFonts w:ascii="Calibri" w:eastAsia="Times New Roman" w:hAnsi="Calibri" w:cs="Calibri"/>
+          <w:sz w:val="22"/>
+          <w:szCs w:val="22"/>
+        </w:rPr>
+        <w:t xml:space="preserve"> relecture du registre à chaque comité.</w:t>
+      </w:r>
+    </w:p>
+    <w:p>
+      <w:pPr>
+        <w:pStyle w:val="NormalWeb"/>
+        <w:rPr>
+          <w:rFonts w:ascii="Calibri" w:hAnsi="Calibri" w:cs="Calibri"/>
+          <w:sz w:val="22"/>
+          <w:szCs w:val="22"/>
+        </w:rPr>
+      </w:pPr>
+      <w:r>
+        <w:rPr>
+          <w:rFonts w:ascii="Calibri" w:hAnsi="Calibri" w:cs="Calibri"/>
+          <w:noProof/>
+          <w:sz w:val="22"/>
+          <w:szCs w:val="22"/>
+        </w:rPr>
+        <w:drawing>
+          <wp:inline distT="0" distB="0" distL="0" distR="0" wp14:anchorId="3CBDDACE" wp14:editId="40FFD26E">
+            <wp:extent cx="6096000" cy="9703299"/>
+            <wp:effectExtent l="0" t="0" r="0" b="0"/>
+            <wp:docPr id="4" name="Image 4"/>
+            <wp:cNvGraphicFramePr>
+              <a:graphicFrameLocks xmlns:a="http://schemas.openxmlformats.org/drawingml/2006/main" noChangeAspect="1"/>
+            </wp:cNvGraphicFramePr>
+            <a:graphic xmlns:a="http://schemas.openxmlformats.org/drawingml/2006/main">
+              <a:graphicData uri="http://schemas.openxmlformats.org/drawingml/2006/picture">
+                <pic:pic xmlns:pic="http://schemas.openxmlformats.org/drawingml/2006/picture">
+                  <pic:nvPicPr>
+                    <pic:cNvPr id="0" name="Picture 4"/>
+                    <pic:cNvPicPr>
+                      <a:picLocks noChangeAspect="1" noChangeArrowheads="1"/>
+                    </pic:cNvPicPr>
+                  </pic:nvPicPr>
+                  <pic:blipFill>
+                    <a:blip r:embed="rId8">
+                      <a:extLst>
+                        <a:ext uri="{28A0092B-C50C-407E-A947-70E740481C1C}">
+                          <a14:useLocalDpi xmlns:a14="http://schemas.microsoft.com/office/drawing/2010/main" val="0"/>
+                        </a:ext>
+                      </a:extLst>
+                    </a:blip>
+                    <a:srcRect/>
+                    <a:stretch>
+                      <a:fillRect/>
+                    </a:stretch>
+                  </pic:blipFill>
+                  <pic:spPr bwMode="auto">
+                    <a:xfrm>
+                      <a:off x="0" y="0"/>
+                      <a:ext cx="6096000" cy="9703299"/>
+                    </a:xfrm>
+                    <a:prstGeom prst="rect">
+                      <a:avLst/>
+                    </a:prstGeom>
+                    <a:noFill/>
+                    <a:ln>
+                      <a:noFill/>
+                    </a:ln>
+                  </pic:spPr>
+                </pic:pic>
+              </a:graphicData>
+            </a:graphic>
+          </wp:inline>
+        </w:drawing>
+      </w:r>
+    </w:p>
+    <w:p>
+      <w:pPr>
+        <w:pStyle w:val="Titre2"/>
+        <w:rPr>
+          <w:rFonts w:ascii="Calibri" w:eastAsia="Times New Roman" w:hAnsi="Calibri" w:cs="Calibri"/>
+        </w:rPr>
+      </w:pPr>
+      <w:r>
+        <w:rPr>
+          <w:rFonts w:ascii="Calibri" w:eastAsia="Times New Roman" w:hAnsi="Calibri" w:cs="Calibri"/>
+        </w:rPr>
         <w:t>9. Gestion des imprévus</w:t>
       </w:r>
     </w:p>
@@ -4429,9 +4531,9 @@
 <file path=word/numbering.xml><?xml version="1.0" encoding="utf-8"?>
 <w:numbering xmlns:wpc="http://schemas.microsoft.com/office/word/2010/wordprocessingCanvas" xmlns:cx="http://schemas.microsoft.com/office/drawing/2014/chartex" xmlns:cx1="http://schemas.microsoft.com/office/drawing/2015/9/8/chartex" xmlns:cx2="http://schemas.microsoft.com/office/drawing/2015/10/21/chartex" xmlns:cx3="http://schemas.microsoft.com/office/drawing/2016/5/9/chartex" xmlns:cx4="http://schemas.microsoft.com/office/drawing/2016/5/10/chartex" xmlns:cx5="http://schemas.microsoft.com/office/drawing/2016/5/11/chartex" xmlns:cx6="http://schemas.microsoft.com/office/drawing/2016/5/12/chartex" xmlns:cx7="http://schemas.microsoft.com/office/drawing/2016/5/13/chartex" xmlns:cx8="http://schemas.microsoft.com/office/drawing/2016/5/14/chartex" xmlns:mc="http://schemas.openxmlformats.org/markup-compatibility/2006" xmlns:aink="http://schemas.microsoft.com/office/drawing/2016/ink" xmlns:am3d="http://schemas.microsoft.com/office/drawing/2017/model3d" xmlns:o="urn:schemas-microsoft-com:office:office" xmlns:oel="http://schemas.microsoft.com/office/2019/extlst" xmlns:r="http://schemas.openxmlformats.org/officeDocument/2006/relationships" xmlns:m="http://schemas.openxmlformats.org/officeDocument/2006/math" xmlns:v="urn:schemas-microsoft-com:vml" xmlns:wp14="http://schemas.microsoft.com/office/word/2010/wordprocessingDrawing" xmlns:wp="http://schemas.openxmlformats.org/drawingml/2006/wordprocessingDrawing" xmlns:w10="urn:schemas-microsoft-com:office:word" xmlns:w="http://schemas.openxmlformats.org/wordprocessingml/2006/main" xmlns:w14="http://schemas.microsoft.com/office/word/2010/wordml" xmlns:w15="http://schemas.microsoft.com/office/word/2012/wordml" xmlns:w16cex="http://schemas.microsoft.com/office/word/2018/wordml/cex" xmlns:w16cid="http://schemas.microsoft.com/office/word/2016/wordml/cid" xmlns:w16="http://schemas.microsoft.com/office/word/2018/wordml" xmlns:w16du="http://schemas.microsoft.com/office/word/2023/wordml/word16du" xmlns:w16sdtdh="http://schemas.microsoft.com/office/word/2020/wordml/sdtdatahash" xmlns:w16sdtfl="http://schemas.microsoft.com/office/word/2024/wordml/sdtformatlock" xmlns:w16se="http://schemas.microsoft.com/office/word/2015/wordml/symex" xmlns:wpg="http://schemas.microsoft.com/office/word/2010/wordprocessingGroup" xmlns:wpi="http://schemas.microsoft.com/office/word/2010/wordprocessingInk" xmlns:wne="http://schemas.microsoft.com/office/word/2006/wordml" xmlns:wps="http://schemas.microsoft.com/office/word/2010/wordprocessingShape" mc:Ignorable="w14 w15 w16se w16cid w16 w16cex w16sdtdh w16sdtfl w16du wp14">
   <w:abstractNum w:abstractNumId="0" w15:restartNumberingAfterBreak="0">
-    <w:nsid w:val="31413C04"/>
+    <w:nsid w:val="35AA0289"/>
     <w:multiLevelType w:val="multilevel"/>
-    <w:tmpl w:val="368849BA"/>
+    <w:tmpl w:val="FD821BF4"/>
     <w:lvl w:ilvl="0">
       <w:start w:val="1"/>
       <w:numFmt w:val="bullet"/>
@@ -4578,9 +4680,9 @@
     </w:lvl>
   </w:abstractNum>
   <w:abstractNum w:abstractNumId="1" w15:restartNumberingAfterBreak="0">
-    <w:nsid w:val="5E163B46"/>
+    <w:nsid w:val="43D053A5"/>
     <w:multiLevelType w:val="multilevel"/>
-    <w:tmpl w:val="7CBCC3D8"/>
+    <w:tmpl w:val="70D62230"/>
     <w:lvl w:ilvl="0">
       <w:start w:val="1"/>
       <w:numFmt w:val="bullet"/>
@@ -4727,9 +4829,9 @@
     </w:lvl>
   </w:abstractNum>
   <w:abstractNum w:abstractNumId="2" w15:restartNumberingAfterBreak="0">
-    <w:nsid w:val="5E825CD1"/>
+    <w:nsid w:val="7947743C"/>
     <w:multiLevelType w:val="multilevel"/>
-    <w:tmpl w:val="23F25132"/>
+    <w:tmpl w:val="349A41F4"/>
     <w:lvl w:ilvl="0">
       <w:start w:val="1"/>
       <w:numFmt w:val="bullet"/>
@@ -4875,13 +4977,13 @@
       </w:rPr>
     </w:lvl>
   </w:abstractNum>
-  <w:num w:numId="1" w16cid:durableId="1068110967">
+  <w:num w:numId="1" w16cid:durableId="1459031058">
     <w:abstractNumId w:val="2"/>
   </w:num>
-  <w:num w:numId="2" w16cid:durableId="1533305645">
+  <w:num w:numId="2" w16cid:durableId="112329870">
     <w:abstractNumId w:val="1"/>
   </w:num>
-  <w:num w:numId="3" w16cid:durableId="1933933926">
+  <w:num w:numId="3" w16cid:durableId="1803425320">
     <w:abstractNumId w:val="0"/>
   </w:num>
 </w:numbering>
